--- a/2026/EL MIRADOR/Lista de mails.docx
+++ b/2026/EL MIRADOR/Lista de mails.docx
@@ -44,22 +44,7 @@
       </w:r>
       <w:r>
         <w:br/>
-      </w:r>
-      <w:proofErr w:type="spellStart"/>
-      <w:r>
-        <w:t>daniela</w:t>
-      </w:r>
-      <w:proofErr w:type="spellEnd"/>
-      <w:r>
-        <w:t xml:space="preserve"> </w:t>
-      </w:r>
-      <w:proofErr w:type="spellStart"/>
-      <w:r>
-        <w:t>cuzzolino</w:t>
-      </w:r>
-      <w:proofErr w:type="spellEnd"/>
-      <w:r>
-        <w:t xml:space="preserve"> &lt;cuzzolinodaniela@gmail.com&gt;,</w:t>
+        <w:t>daniela cuzzolino &lt;cuzzolinodaniela@gmail.com&gt;,</w:t>
       </w:r>
       <w:r>
         <w:br/>
@@ -67,27 +52,11 @@
       </w:r>
       <w:r>
         <w:br/>
-        <w:t xml:space="preserve">Carames bienes </w:t>
-      </w:r>
-      <w:proofErr w:type="spellStart"/>
-      <w:r>
-        <w:t>raices</w:t>
-      </w:r>
-      <w:proofErr w:type="spellEnd"/>
-      <w:r>
-        <w:t xml:space="preserve"> &lt;caramesbr@live.com.ar&gt;,</w:t>
-      </w:r>
-      <w:r>
-        <w:br/>
-        <w:t xml:space="preserve">Carlos </w:t>
-      </w:r>
-      <w:proofErr w:type="spellStart"/>
-      <w:r>
-        <w:t>Rodriguez</w:t>
-      </w:r>
-      <w:proofErr w:type="spellEnd"/>
-      <w:r>
-        <w:t xml:space="preserve"> &lt;camr.argentina@gmail.com&gt;,</w:t>
+        <w:t>Carames bienes raices &lt;caramesbr@live.com.ar&gt;,</w:t>
+      </w:r>
+      <w:r>
+        <w:br/>
+        <w:t>Carlos Rodriguez &lt;camr.argentina@gmail.com&gt;,</w:t>
       </w:r>
       <w:r>
         <w:br/>
@@ -95,42 +64,11 @@
       </w:r>
       <w:r>
         <w:br/>
-        <w:t xml:space="preserve">Alejandra </w:t>
-      </w:r>
-      <w:proofErr w:type="spellStart"/>
-      <w:r>
-        <w:t>Veronica</w:t>
-      </w:r>
-      <w:proofErr w:type="spellEnd"/>
-      <w:r>
-        <w:t xml:space="preserve"> </w:t>
-      </w:r>
-      <w:proofErr w:type="spellStart"/>
-      <w:r>
-        <w:t>Garcia</w:t>
-      </w:r>
-      <w:proofErr w:type="spellEnd"/>
-      <w:r>
-        <w:t xml:space="preserve"> &lt;garciaalejandraveronica@gmail.com&gt;,</w:t>
-      </w:r>
-      <w:r>
-        <w:br/>
-      </w:r>
-      <w:proofErr w:type="spellStart"/>
-      <w:r>
-        <w:t>alejandro</w:t>
-      </w:r>
-      <w:proofErr w:type="spellEnd"/>
-      <w:r>
-        <w:t xml:space="preserve"> </w:t>
-      </w:r>
-      <w:proofErr w:type="spellStart"/>
-      <w:r>
-        <w:t>fanjul</w:t>
-      </w:r>
-      <w:proofErr w:type="spellEnd"/>
-      <w:r>
-        <w:t xml:space="preserve"> &lt;al2fanjul@gmail.com&gt;,</w:t>
+        <w:t>Alejandra Veronica Garcia &lt;garciaalejandraveronica@gmail.com&gt;,</w:t>
+      </w:r>
+      <w:r>
+        <w:br/>
+        <w:t>alejandro fanjul &lt;al2fanjul@gmail.com&gt;,</w:t>
       </w:r>
       <w:r>
         <w:br/>
@@ -138,42 +76,11 @@
       </w:r>
       <w:r>
         <w:br/>
-        <w:t>"</w:t>
-      </w:r>
-      <w:proofErr w:type="spellStart"/>
-      <w:r>
-        <w:t>Frontale</w:t>
-      </w:r>
-      <w:proofErr w:type="spellEnd"/>
-      <w:r>
-        <w:t>, Federico Carlos" &lt;federicofrontale@macro.com.ar&gt;,</w:t>
-      </w:r>
-      <w:r>
-        <w:br/>
-      </w:r>
-      <w:proofErr w:type="spellStart"/>
-      <w:r>
-        <w:t>ana</w:t>
-      </w:r>
-      <w:proofErr w:type="spellEnd"/>
-      <w:r>
-        <w:t xml:space="preserve"> </w:t>
-      </w:r>
-      <w:proofErr w:type="spellStart"/>
-      <w:r>
-        <w:t>laura</w:t>
-      </w:r>
-      <w:proofErr w:type="spellEnd"/>
-      <w:r>
-        <w:t xml:space="preserve"> </w:t>
-      </w:r>
-      <w:proofErr w:type="spellStart"/>
-      <w:r>
-        <w:t>cardozo</w:t>
-      </w:r>
-      <w:proofErr w:type="spellEnd"/>
-      <w:r>
-        <w:t xml:space="preserve"> &lt;laura-cardozo@live.com.ar&gt;,</w:t>
+        <w:t>"Frontale, Federico Carlos" &lt;federicofrontale@macro.com.ar&gt;,</w:t>
+      </w:r>
+      <w:r>
+        <w:br/>
+        <w:t>ana laura cardozo &lt;laura-cardozo@live.com.ar&gt;,</w:t>
       </w:r>
       <w:r>
         <w:br/>
@@ -185,10 +92,6 @@
       </w:r>
       <w:r>
         <w:br/>
-        <w:t>Mariel Di Mito &lt;madimito@hotmail.com&gt;,</w:t>
-      </w:r>
-      <w:r>
-        <w:br/>
         <w:t>eau_d_azur@hotmail.com,</w:t>
       </w:r>
       <w:r>
@@ -213,22 +116,7 @@
       </w:r>
       <w:r>
         <w:br/>
-      </w:r>
-      <w:proofErr w:type="spellStart"/>
-      <w:r>
-        <w:t>sabrina</w:t>
-      </w:r>
-      <w:proofErr w:type="spellEnd"/>
-      <w:r>
-        <w:t xml:space="preserve"> </w:t>
-      </w:r>
-      <w:proofErr w:type="spellStart"/>
-      <w:r>
-        <w:t>eugenia</w:t>
-      </w:r>
-      <w:proofErr w:type="spellEnd"/>
-      <w:r>
-        <w:t xml:space="preserve"> alonso &lt;alonsosabrina@hotmail.com&gt;,</w:t>
+        <w:t>sabrina eugenia alonso &lt;alonsosabrina@hotmail.com&gt;,</w:t>
       </w:r>
       <w:r>
         <w:br/>
@@ -240,34 +128,11 @@
       </w:r>
       <w:r>
         <w:br/>
-        <w:t xml:space="preserve">Flor </w:t>
-      </w:r>
-      <w:proofErr w:type="spellStart"/>
-      <w:r>
-        <w:t>Puisys</w:t>
-      </w:r>
-      <w:proofErr w:type="spellEnd"/>
-      <w:r>
-        <w:t xml:space="preserve"> &lt;flor.puisys@hotmail.com&gt;,</w:t>
-      </w:r>
-      <w:r>
-        <w:br/>
-      </w:r>
-      <w:proofErr w:type="spellStart"/>
-      <w:r>
-        <w:t>frank</w:t>
-      </w:r>
-      <w:proofErr w:type="spellEnd"/>
-      <w:r>
-        <w:t xml:space="preserve"> </w:t>
-      </w:r>
-      <w:proofErr w:type="spellStart"/>
-      <w:r>
-        <w:t>gazzaneo</w:t>
-      </w:r>
-      <w:proofErr w:type="spellEnd"/>
-      <w:r>
-        <w:t xml:space="preserve"> &lt;fgazzaneo@yahoo.com&gt;,</w:t>
+        <w:t>Flor Puisys &lt;flor.puisys@hotmail.com&gt;,</w:t>
+      </w:r>
+      <w:r>
+        <w:br/>
+        <w:t>frank gazzaneo &lt;fgazzaneo@yahoo.com&gt;,</w:t>
       </w:r>
       <w:r>
         <w:br/>
@@ -275,10 +140,6 @@
       </w:r>
       <w:r>
         <w:br/>
-        <w:t>fedefrontale@hotmail.com,</w:t>
-      </w:r>
-      <w:r>
-        <w:br/>
         <w:t>José Ferraro &lt;ferraro.jose47@gmail.com&gt;,</w:t>
       </w:r>
       <w:r>
@@ -299,25 +160,18 @@
       </w:r>
       <w:r>
         <w:br/>
+        <w:t>Marisa Hernández &lt;hernandezmarisaok@gmail.com&gt;,</w:t>
+      </w:r>
+      <w:r>
+        <w:br/>
+        <w:t>hernandez_aj4@hotmail.com,</w:t>
+      </w:r>
+      <w:r>
+        <w:br/>
       </w:r>
       <w:r>
         <w:lastRenderedPageBreak/>
-        <w:t>Marisa Hernández &lt;hernandezmarisaok@gmail.com&gt;,</w:t>
-      </w:r>
-      <w:r>
-        <w:br/>
-        <w:t>hernandez_aj4@hotmail.com,</w:t>
-      </w:r>
-      <w:r>
-        <w:br/>
-      </w:r>
-      <w:proofErr w:type="spellStart"/>
-      <w:r>
-        <w:t>Administracion</w:t>
-      </w:r>
-      <w:proofErr w:type="spellEnd"/>
-      <w:r>
-        <w:t xml:space="preserve"> IMH &lt;administracion@imhsa.com.ar&gt;,</w:t>
+        <w:t>Administracion IMH &lt;administracion@imhsa.com.ar&gt;,</w:t>
       </w:r>
       <w:r>
         <w:br/>
@@ -345,15 +199,7 @@
       </w:r>
       <w:r>
         <w:br/>
-        <w:t xml:space="preserve">Javier </w:t>
-      </w:r>
-      <w:proofErr w:type="spellStart"/>
-      <w:r>
-        <w:t>Nuñez</w:t>
-      </w:r>
-      <w:proofErr w:type="spellEnd"/>
-      <w:r>
-        <w:t xml:space="preserve"> Leyes &lt;javier.nunezleyes@gmail.com&gt;,</w:t>
+        <w:t>Javier Nuñez Leyes &lt;javier.nunezleyes@gmail.com&gt;,</w:t>
       </w:r>
       <w:r>
         <w:br/>
@@ -413,14 +259,7 @@
       </w:r>
       <w:r>
         <w:br/>
-      </w:r>
-      <w:proofErr w:type="spellStart"/>
-      <w:r>
-        <w:t>ruben</w:t>
-      </w:r>
-      <w:proofErr w:type="spellEnd"/>
-      <w:r>
-        <w:t xml:space="preserve"> rosales &lt;rubenrosales@live.com.ar&gt;,</w:t>
+        <w:t>ruben rosales &lt;rubenrosales@live.com.ar&gt;,</w:t>
       </w:r>
       <w:r>
         <w:br/>
@@ -440,34 +279,11 @@
       </w:r>
       <w:r>
         <w:br/>
-      </w:r>
-      <w:proofErr w:type="spellStart"/>
-      <w:r>
-        <w:t>veronica</w:t>
-      </w:r>
-      <w:proofErr w:type="spellEnd"/>
-      <w:r>
-        <w:t xml:space="preserve"> &lt;veroluciano@hotmail.com&gt;,</w:t>
-      </w:r>
-      <w:r>
-        <w:br/>
-        <w:t xml:space="preserve">Alejandra </w:t>
-      </w:r>
-      <w:proofErr w:type="spellStart"/>
-      <w:r>
-        <w:t>Veronica</w:t>
-      </w:r>
-      <w:proofErr w:type="spellEnd"/>
-      <w:r>
-        <w:t xml:space="preserve"> </w:t>
-      </w:r>
-      <w:proofErr w:type="spellStart"/>
-      <w:r>
-        <w:t>Garcia</w:t>
-      </w:r>
-      <w:proofErr w:type="spellEnd"/>
-      <w:r>
-        <w:t xml:space="preserve"> &lt;Alejandra.Garcia@newsan.com.ar&gt;,</w:t>
+        <w:t>veronica &lt;veroluciano@hotmail.com&gt;,</w:t>
+      </w:r>
+      <w:r>
+        <w:br/>
+        <w:t>Alejandra Veronica Garcia &lt;Alejandra.Garcia@newsan.com.ar&gt;,</w:t>
       </w:r>
       <w:r>
         <w:br/>
@@ -483,15 +299,7 @@
       </w:r>
       <w:r>
         <w:br/>
-        <w:t xml:space="preserve">Christian </w:t>
-      </w:r>
-      <w:proofErr w:type="spellStart"/>
-      <w:r>
-        <w:t>Fernandez</w:t>
-      </w:r>
-      <w:proofErr w:type="spellEnd"/>
-      <w:r>
-        <w:t xml:space="preserve"> | MD y Asociados &lt;Christian.Fernandez@mdyasociados.com.ar&gt;,</w:t>
+        <w:t>Christian Fernandez | MD y Asociados &lt;Christian.Fernandez@mdyasociados.com.ar&gt;,</w:t>
       </w:r>
       <w:r>
         <w:br/>
@@ -519,26 +327,18 @@
       </w:r>
       <w:r>
         <w:br/>
+        <w:t>Noelia Slaven &lt;noeliaslavencm@gmail.com&gt;,</w:t>
+      </w:r>
+      <w:r>
+        <w:br/>
+        <w:t>nicolucasluciano@hotmail.com,</w:t>
+      </w:r>
+      <w:r>
+        <w:br/>
       </w:r>
       <w:r>
         <w:lastRenderedPageBreak/>
-        <w:t>Noelia Slaven &lt;noeliaslavencm@gmail.com&gt;,</w:t>
-      </w:r>
-      <w:r>
-        <w:br/>
-        <w:t>nicolucasluciano@hotmail.com,</w:t>
-      </w:r>
-      <w:r>
-        <w:br/>
-        <w:t>"</w:t>
-      </w:r>
-      <w:proofErr w:type="spellStart"/>
-      <w:r>
-        <w:t>Anchipi</w:t>
-      </w:r>
-      <w:proofErr w:type="spellEnd"/>
-      <w:r>
-        <w:t>, Gaston Nicolas" &lt;ganchipi@segurosrivadavia.com&gt;,</w:t>
+        <w:t>"Anchipi, Gaston Nicolas" &lt;ganchipi@segurosrivadavia.com&gt;,</w:t>
       </w:r>
       <w:r>
         <w:br/>
@@ -1194,6 +994,7 @@
   <w:style w:type="character" w:default="1" w:styleId="Fuentedeprrafopredeter">
     <w:name w:val="Default Paragraph Font"/>
     <w:uiPriority w:val="1"/>
+    <w:semiHidden/>
     <w:unhideWhenUsed/>
   </w:style>
   <w:style w:type="table" w:default="1" w:styleId="Tablanormal">

--- a/2026/EL MIRADOR/Lista de mails.docx
+++ b/2026/EL MIRADOR/Lista de mails.docx
@@ -1,6 +1,6 @@
 
 <file path=word/document.xml><?xml version="1.0" encoding="utf-8"?>
-<w:document xmlns:wpc="http://schemas.microsoft.com/office/word/2010/wordprocessingCanvas" xmlns:cx="http://schemas.microsoft.com/office/drawing/2014/chartex" xmlns:cx1="http://schemas.microsoft.com/office/drawing/2015/9/8/chartex" xmlns:cx2="http://schemas.microsoft.com/office/drawing/2015/10/21/chartex" xmlns:cx3="http://schemas.microsoft.com/office/drawing/2016/5/9/chartex" xmlns:cx4="http://schemas.microsoft.com/office/drawing/2016/5/10/chartex" xmlns:cx5="http://schemas.microsoft.com/office/drawing/2016/5/11/chartex" xmlns:cx6="http://schemas.microsoft.com/office/drawing/2016/5/12/chartex" xmlns:cx7="http://schemas.microsoft.com/office/drawing/2016/5/13/chartex" xmlns:cx8="http://schemas.microsoft.com/office/drawing/2016/5/14/chartex" xmlns:mc="http://schemas.openxmlformats.org/markup-compatibility/2006" xmlns:aink="http://schemas.microsoft.com/office/drawing/2016/ink" xmlns:am3d="http://schemas.microsoft.com/office/drawing/2017/model3d" xmlns:o="urn:schemas-microsoft-com:office:office" xmlns:oel="http://schemas.microsoft.com/office/2019/extlst" xmlns:r="http://schemas.openxmlformats.org/officeDocument/2006/relationships" xmlns:m="http://schemas.openxmlformats.org/officeDocument/2006/math" xmlns:v="urn:schemas-microsoft-com:vml" xmlns:wp14="http://schemas.microsoft.com/office/word/2010/wordprocessingDrawing" xmlns:wp="http://schemas.openxmlformats.org/drawingml/2006/wordprocessingDrawing" xmlns:w10="urn:schemas-microsoft-com:office:word" xmlns:w="http://schemas.openxmlformats.org/wordprocessingml/2006/main" xmlns:w14="http://schemas.microsoft.com/office/word/2010/wordml" xmlns:w15="http://schemas.microsoft.com/office/word/2012/wordml" xmlns:w16cex="http://schemas.microsoft.com/office/word/2018/wordml/cex" xmlns:w16cid="http://schemas.microsoft.com/office/word/2016/wordml/cid" xmlns:w16="http://schemas.microsoft.com/office/word/2018/wordml" xmlns:w16du="http://schemas.microsoft.com/office/word/2023/wordml/word16du" xmlns:w16sdtdh="http://schemas.microsoft.com/office/word/2020/wordml/sdtdatahash" xmlns:w16sdtfl="http://schemas.microsoft.com/office/word/2024/wordml/sdtformatlock" xmlns:w16se="http://schemas.microsoft.com/office/word/2015/wordml/symex" xmlns:wpg="http://schemas.microsoft.com/office/word/2010/wordprocessingGroup" xmlns:wpi="http://schemas.microsoft.com/office/word/2010/wordprocessingInk" xmlns:wne="http://schemas.microsoft.com/office/word/2006/wordml" xmlns:wps="http://schemas.microsoft.com/office/word/2010/wordprocessingShape" mc:Ignorable="w14 w15 w16se w16cid w16 w16cex w16sdtdh w16sdtfl w16du wp14">
+<w:document xmlns:wpc="http://schemas.microsoft.com/office/word/2010/wordprocessingCanvas" xmlns:cx="http://schemas.microsoft.com/office/drawing/2014/chartex" xmlns:cx1="http://schemas.microsoft.com/office/drawing/2015/9/8/chartex" xmlns:cx2="http://schemas.microsoft.com/office/drawing/2015/10/21/chartex" xmlns:cx3="http://schemas.microsoft.com/office/drawing/2016/5/9/chartex" xmlns:cx4="http://schemas.microsoft.com/office/drawing/2016/5/10/chartex" xmlns:cx5="http://schemas.microsoft.com/office/drawing/2016/5/11/chartex" xmlns:cx6="http://schemas.microsoft.com/office/drawing/2016/5/12/chartex" xmlns:cx7="http://schemas.microsoft.com/office/drawing/2016/5/13/chartex" xmlns:cx8="http://schemas.microsoft.com/office/drawing/2016/5/14/chartex" xmlns:mc="http://schemas.openxmlformats.org/markup-compatibility/2006" xmlns:aink="http://schemas.microsoft.com/office/drawing/2016/ink" xmlns:am3d="http://schemas.microsoft.com/office/drawing/2017/model3d" xmlns:o="urn:schemas-microsoft-com:office:office" xmlns:r="http://schemas.openxmlformats.org/officeDocument/2006/relationships" xmlns:m="http://schemas.openxmlformats.org/officeDocument/2006/math" xmlns:v="urn:schemas-microsoft-com:vml" xmlns:wp14="http://schemas.microsoft.com/office/word/2010/wordprocessingDrawing" xmlns:wp="http://schemas.openxmlformats.org/drawingml/2006/wordprocessingDrawing" xmlns:w10="urn:schemas-microsoft-com:office:word" xmlns:w="http://schemas.openxmlformats.org/wordprocessingml/2006/main" xmlns:w14="http://schemas.microsoft.com/office/word/2010/wordml" xmlns:w15="http://schemas.microsoft.com/office/word/2012/wordml" xmlns:w16cex="http://schemas.microsoft.com/office/word/2018/wordml/cex" xmlns:w16cid="http://schemas.microsoft.com/office/word/2016/wordml/cid" xmlns:w16="http://schemas.microsoft.com/office/word/2018/wordml" xmlns:w16sdtdh="http://schemas.microsoft.com/office/word/2020/wordml/sdtdatahash" xmlns:w16se="http://schemas.microsoft.com/office/word/2015/wordml/symex" xmlns:wpg="http://schemas.microsoft.com/office/word/2010/wordprocessingGroup" xmlns:wpi="http://schemas.microsoft.com/office/word/2010/wordprocessingInk" xmlns:wne="http://schemas.microsoft.com/office/word/2006/wordml" xmlns:wps="http://schemas.microsoft.com/office/word/2010/wordprocessingShape" mc:Ignorable="w14 w15 w16se w16cid w16 w16cex w16sdtdh wp14">
   <w:body>
     <w:p>
       <w:r>
@@ -162,163 +162,184 @@
         <w:br/>
         <w:t>Marisa Hernández &lt;hernandezmarisaok@gmail.com&gt;,</w:t>
       </w:r>
+    </w:p>
+    <w:p>
+      <w:r>
+        <w:lastRenderedPageBreak/>
+        <w:t>nancymarcelo@hotmail.com,</w:t>
+      </w:r>
       <w:r>
         <w:br/>
         <w:t>hernandez_aj4@hotmail.com,</w:t>
       </w:r>
       <w:r>
         <w:br/>
+        <w:t>Administracion IMH &lt;administracion@imhsa.com.ar&gt;,</w:t>
+      </w:r>
+      <w:r>
+        <w:br/>
+        <w:t>iaracuevass99@gmail.com,</w:t>
+      </w:r>
+      <w:r>
+        <w:br/>
+        <w:t>irigoyenm@remax.com.ar,</w:t>
+      </w:r>
+      <w:r>
+        <w:br/>
+        <w:t>info@teodosiu.com.ar,</w:t>
+      </w:r>
+      <w:r>
+        <w:br/>
+        <w:t>jaracuevass99@gmail.com,</w:t>
+      </w:r>
+      <w:r>
+        <w:br/>
+        <w:t>Jorge Armerding &lt;metalurgicamarmol@yahoo.com.ar&gt;,</w:t>
+      </w:r>
+      <w:r>
+        <w:br/>
+        <w:t>Julio Mosquera &lt;juliormosquera@gmail.com&gt;,</w:t>
+      </w:r>
+      <w:r>
+        <w:br/>
+        <w:t>Javier Nuñez Leyes &lt;javier.nunezleyes@gmail.com&gt;,</w:t>
+      </w:r>
+      <w:r>
+        <w:br/>
+        <w:t>"jlorsi1512@gmail.com" &lt;jlorsi1512@gmail.com&gt;,</w:t>
+      </w:r>
+      <w:r>
+        <w:br/>
+        <w:t>javier.nuñezleyes@gmail.com,</w:t>
+      </w:r>
+      <w:r>
+        <w:br/>
+        <w:t>Liria Diaz &lt;liriacjs@gmail.com&gt;,</w:t>
+      </w:r>
+      <w:r>
+        <w:br/>
+        <w:t>lidiajavieradiaz@gmail.com,</w:t>
+      </w:r>
+      <w:r>
+        <w:br/>
+        <w:t>luciazoe1997@gmail.com,</w:t>
+      </w:r>
+      <w:r>
+        <w:br/>
+        <w:t>libra552005 &lt;libra552005@yahoo.com.ar&gt;,</w:t>
+      </w:r>
+      <w:r>
+        <w:br/>
+        <w:t>"lorenalobato.02@gmail.com" &lt;lorenalobato.02@gmail.com&gt;,</w:t>
+      </w:r>
+      <w:r>
+        <w:br/>
+        <w:t>Matias Puente &lt;matiasepuente@gmail.com&gt;,</w:t>
+      </w:r>
+      <w:r>
+        <w:br/>
+        <w:t>Patricia Cadahia &lt;patocadahia@gmail.com&gt;,</w:t>
+      </w:r>
+      <w:r>
+        <w:br/>
+        <w:t>pcadahia@aluviconstruccion.com.ar,</w:t>
+      </w:r>
+      <w:r>
+        <w:br/>
+        <w:t>Pablo Amarilla &lt;Pabloamarilla453@gmail.com&gt;,</w:t>
+      </w:r>
+      <w:r>
+        <w:br/>
+      </w:r>
+      <w:hyperlink r:id="rId4" w:history="1">
+        <w:r>
+          <w:rPr>
+            <w:rStyle w:val="Hipervnculo"/>
+          </w:rPr>
+          <w:t>pabloamarrilla453@gmail.com</w:t>
+        </w:r>
+      </w:hyperlink>
+      <w:r>
+        <w:t>,</w:t>
+      </w:r>
+    </w:p>
+    <w:p>
+      <w:r>
+        <w:t>raugoss@gmail.com,</w:t>
+      </w:r>
+      <w:r>
+        <w:br/>
+        <w:t>rosales42marcos@hotmail.com,</w:t>
+      </w:r>
+      <w:r>
+        <w:br/>
+        <w:t>rociosoria2088@hotmail.com,</w:t>
+      </w:r>
+      <w:r>
+        <w:br/>
+        <w:t>ruben rosales &lt;rubenrosales@live.com.ar&gt;,</w:t>
+      </w:r>
+      <w:r>
+        <w:br/>
+        <w:t>Silvina Ravazzani &lt;silvinaravazzani@hotmail.com&gt;,</w:t>
+      </w:r>
+      <w:r>
+        <w:br/>
+        <w:t>Rocio Soria &lt;rociosoria2008@hotmail.com&gt;,</w:t>
+      </w:r>
+      <w:r>
+        <w:br/>
+        <w:t>Santi &lt;santiago.martin.rodriguez@hotmail.com&gt;,</w:t>
+      </w:r>
+      <w:r>
+        <w:br/>
+        <w:t>roxanafedullo@hotmail.com,</w:t>
+      </w:r>
+      <w:r>
+        <w:br/>
+        <w:t>veronica &lt;veroluciano@hotmail.com&gt;,</w:t>
+      </w:r>
+      <w:r>
+        <w:br/>
+        <w:t>Alejandra Veronica Garcia &lt;Alejandra.Garcia@newsan.com.ar&gt;,</w:t>
+      </w:r>
+      <w:r>
+        <w:br/>
+        <w:t>victoria.morandi14@gmail.com,</w:t>
+      </w:r>
+      <w:r>
+        <w:br/>
+        <w:t>valfa76@hotmail.com,</w:t>
+      </w:r>
+      <w:r>
+        <w:br/>
+        <w:t>wgledesma5@gmail.com,</w:t>
+      </w:r>
+      <w:r>
+        <w:br/>
+        <w:t>Christian Fernandez | MD y Asociados &lt;Christian.Fernandez@mdyasociados.com.ar&gt;,</w:t>
+      </w:r>
+      <w:r>
+        <w:br/>
+        <w:t>yaninacuevas2019@gmail.com,</w:t>
+      </w:r>
+      <w:r>
+        <w:br/>
+        <w:t>guillermofridgi@gmail.com,</w:t>
+      </w:r>
+      <w:r>
+        <w:br/>
+        <w:t>leonel.gustavo.n@hotmail.com,</w:t>
+      </w:r>
+      <w:r>
+        <w:br/>
+        <w:t>gulo_39@hotmail.com,</w:t>
+      </w:r>
+      <w:r>
+        <w:br/>
       </w:r>
       <w:r>
         <w:lastRenderedPageBreak/>
-        <w:t>Administracion IMH &lt;administracion@imhsa.com.ar&gt;,</w:t>
-      </w:r>
-      <w:r>
-        <w:br/>
-        <w:t>iaracuevass99@gmail.com,</w:t>
-      </w:r>
-      <w:r>
-        <w:br/>
-        <w:t>irigoyenm@remax.com.ar,</w:t>
-      </w:r>
-      <w:r>
-        <w:br/>
-        <w:t>info@teodosiu.com.ar,</w:t>
-      </w:r>
-      <w:r>
-        <w:br/>
-        <w:t>jaracuevass99@gmail.com,</w:t>
-      </w:r>
-      <w:r>
-        <w:br/>
-        <w:t>Jorge Armerding &lt;metalurgicamarmol@yahoo.com.ar&gt;,</w:t>
-      </w:r>
-      <w:r>
-        <w:br/>
-        <w:t>Julio Mosquera &lt;juliormosquera@gmail.com&gt;,</w:t>
-      </w:r>
-      <w:r>
-        <w:br/>
-        <w:t>Javier Nuñez Leyes &lt;javier.nunezleyes@gmail.com&gt;,</w:t>
-      </w:r>
-      <w:r>
-        <w:br/>
-        <w:t>"jlorsi1512@gmail.com" &lt;jlorsi1512@gmail.com&gt;,</w:t>
-      </w:r>
-      <w:r>
-        <w:br/>
-        <w:t>javier.nuñezleyes@gmail.com,</w:t>
-      </w:r>
-      <w:r>
-        <w:br/>
-        <w:t>Liria Diaz &lt;liriacjs@gmail.com&gt;,</w:t>
-      </w:r>
-      <w:r>
-        <w:br/>
-        <w:t>lidiajavieradiaz@gmail.com,</w:t>
-      </w:r>
-      <w:r>
-        <w:br/>
-        <w:t>luciazoe1997@gmail.com,</w:t>
-      </w:r>
-      <w:r>
-        <w:br/>
-        <w:t>libra552005 &lt;libra552005@yahoo.com.ar&gt;,</w:t>
-      </w:r>
-      <w:r>
-        <w:br/>
-        <w:t>"lorenalobato.02@gmail.com" &lt;lorenalobato.02@gmail.com&gt;,</w:t>
-      </w:r>
-      <w:r>
-        <w:br/>
-        <w:t>Matias Puente &lt;matiasepuente@gmail.com&gt;,</w:t>
-      </w:r>
-      <w:r>
-        <w:br/>
-        <w:t>Patricia Cadahia &lt;patocadahia@gmail.com&gt;,</w:t>
-      </w:r>
-      <w:r>
-        <w:br/>
-        <w:t>pcadahia@aluviconstruccion.com.ar,</w:t>
-      </w:r>
-      <w:r>
-        <w:br/>
-        <w:t>Pablo Amarilla &lt;Pabloamarilla453@gmail.com&gt;,</w:t>
-      </w:r>
-      <w:r>
-        <w:br/>
-        <w:t>pabloamarrilla453@gmail.com,</w:t>
-      </w:r>
-      <w:r>
-        <w:br/>
-        <w:t>rosales42marcos@hotmail.com,</w:t>
-      </w:r>
-      <w:r>
-        <w:br/>
-        <w:t>rociosoria2088@hotmail.com,</w:t>
-      </w:r>
-      <w:r>
-        <w:br/>
-        <w:t>ruben rosales &lt;rubenrosales@live.com.ar&gt;,</w:t>
-      </w:r>
-      <w:r>
-        <w:br/>
-        <w:t>Silvina Ravazzani &lt;silvinaravazzani@hotmail.com&gt;,</w:t>
-      </w:r>
-      <w:r>
-        <w:br/>
-        <w:t>Rocio Soria &lt;rociosoria2008@hotmail.com&gt;,</w:t>
-      </w:r>
-      <w:r>
-        <w:br/>
-        <w:t>Santi &lt;santiago.martin.rodriguez@hotmail.com&gt;,</w:t>
-      </w:r>
-      <w:r>
-        <w:br/>
-        <w:t>roxanafedullo@hotmail.com,</w:t>
-      </w:r>
-      <w:r>
-        <w:br/>
-        <w:t>veronica &lt;veroluciano@hotmail.com&gt;,</w:t>
-      </w:r>
-      <w:r>
-        <w:br/>
-        <w:t>Alejandra Veronica Garcia &lt;Alejandra.Garcia@newsan.com.ar&gt;,</w:t>
-      </w:r>
-      <w:r>
-        <w:br/>
-        <w:t>victoria.morandi14@gmail.com,</w:t>
-      </w:r>
-      <w:r>
-        <w:br/>
-        <w:t>valfa76@hotmail.com,</w:t>
-      </w:r>
-      <w:r>
-        <w:br/>
-        <w:t>wgledesma5@gmail.com,</w:t>
-      </w:r>
-      <w:r>
-        <w:br/>
-        <w:t>Christian Fernandez | MD y Asociados &lt;Christian.Fernandez@mdyasociados.com.ar&gt;,</w:t>
-      </w:r>
-      <w:r>
-        <w:br/>
-        <w:t>yaninacuevas2019@gmail.com,</w:t>
-      </w:r>
-      <w:r>
-        <w:br/>
-        <w:t>guillermofridgi@gmail.com,</w:t>
-      </w:r>
-      <w:r>
-        <w:br/>
-        <w:t>leonel.gustavo.n@hotmail.com,</w:t>
-      </w:r>
-      <w:r>
-        <w:br/>
-        <w:t>gulo_39@hotmail.com,</w:t>
-      </w:r>
-      <w:r>
-        <w:br/>
         <w:t>gullermofrigidi@gmail.com,</w:t>
       </w:r>
       <w:r>
@@ -335,9 +356,6 @@
       </w:r>
       <w:r>
         <w:br/>
-      </w:r>
-      <w:r>
-        <w:lastRenderedPageBreak/>
         <w:t>"Anchipi, Gaston Nicolas" &lt;ganchipi@segurosrivadavia.com&gt;,</w:t>
       </w:r>
       <w:r>
@@ -392,7 +410,7 @@
 </file>
 
 <file path=word/styles.xml><?xml version="1.0" encoding="utf-8"?>
-<w:styles xmlns:mc="http://schemas.openxmlformats.org/markup-compatibility/2006" xmlns:r="http://schemas.openxmlformats.org/officeDocument/2006/relationships" xmlns:w="http://schemas.openxmlformats.org/wordprocessingml/2006/main" xmlns:w14="http://schemas.microsoft.com/office/word/2010/wordml" xmlns:w15="http://schemas.microsoft.com/office/word/2012/wordml" xmlns:w16cex="http://schemas.microsoft.com/office/word/2018/wordml/cex" xmlns:w16cid="http://schemas.microsoft.com/office/word/2016/wordml/cid" xmlns:w16="http://schemas.microsoft.com/office/word/2018/wordml" xmlns:w16du="http://schemas.microsoft.com/office/word/2023/wordml/word16du" xmlns:w16sdtdh="http://schemas.microsoft.com/office/word/2020/wordml/sdtdatahash" xmlns:w16sdtfl="http://schemas.microsoft.com/office/word/2024/wordml/sdtformatlock" xmlns:w16se="http://schemas.microsoft.com/office/word/2015/wordml/symex" mc:Ignorable="w14 w15 w16se w16cid w16 w16cex w16sdtdh w16sdtfl w16du">
+<w:styles xmlns:mc="http://schemas.openxmlformats.org/markup-compatibility/2006" xmlns:r="http://schemas.openxmlformats.org/officeDocument/2006/relationships" xmlns:w="http://schemas.openxmlformats.org/wordprocessingml/2006/main" xmlns:w14="http://schemas.microsoft.com/office/word/2010/wordml" xmlns:w15="http://schemas.microsoft.com/office/word/2012/wordml" xmlns:w16cex="http://schemas.microsoft.com/office/word/2018/wordml/cex" xmlns:w16cid="http://schemas.microsoft.com/office/word/2016/wordml/cid" xmlns:w16="http://schemas.microsoft.com/office/word/2018/wordml" xmlns:w16sdtdh="http://schemas.microsoft.com/office/word/2020/wordml/sdtdatahash" xmlns:w16se="http://schemas.microsoft.com/office/word/2015/wordml/symex" mc:Ignorable="w14 w15 w16se w16cid w16 w16cex w16sdtdh">
   <w:docDefaults>
     <w:rPrDefault>
       <w:rPr>
@@ -1308,6 +1326,29 @@
       <w:spacing w:val="5"/>
     </w:rPr>
   </w:style>
+  <w:style w:type="character" w:styleId="Hipervnculo">
+    <w:name w:val="Hyperlink"/>
+    <w:basedOn w:val="Fuentedeprrafopredeter"/>
+    <w:uiPriority w:val="99"/>
+    <w:unhideWhenUsed/>
+    <w:rsid w:val="002B10AF"/>
+    <w:rPr>
+      <w:color w:val="0563C1" w:themeColor="hyperlink"/>
+      <w:u w:val="single"/>
+    </w:rPr>
+  </w:style>
+  <w:style w:type="character" w:styleId="Mencinsinresolver">
+    <w:name w:val="Unresolved Mention"/>
+    <w:basedOn w:val="Fuentedeprrafopredeter"/>
+    <w:uiPriority w:val="99"/>
+    <w:semiHidden/>
+    <w:unhideWhenUsed/>
+    <w:rsid w:val="002B10AF"/>
+    <w:rPr>
+      <w:color w:val="605E5C"/>
+      <w:shd w:val="clear" w:color="auto" w:fill="E1DFDD"/>
+    </w:rPr>
+  </w:style>
 </w:styles>
 </file>
 

--- a/2026/EL MIRADOR/Lista de mails.docx
+++ b/2026/EL MIRADOR/Lista de mails.docx
@@ -321,7 +321,25 @@
       </w:r>
       <w:r>
         <w:br/>
-        <w:t>yaninacuevas2019@gmail.com,</w:t>
+      </w:r>
+      <w:hyperlink r:id="rId5" w:history="1">
+        <w:r>
+          <w:rPr>
+            <w:rStyle w:val="Hipervnculo"/>
+          </w:rPr>
+          <w:t>yaninacuevas2019@gmail.com</w:t>
+        </w:r>
+      </w:hyperlink>
+      <w:r>
+        <w:t>,</w:t>
+      </w:r>
+    </w:p>
+    <w:p>
+      <w:r>
+        <w:t>cristianfernandez120115@gmail.com</w:t>
+      </w:r>
+      <w:r>
+        <w:t>,</w:t>
       </w:r>
       <w:r>
         <w:br/>
@@ -333,13 +351,13 @@
       </w:r>
       <w:r>
         <w:br/>
+      </w:r>
+      <w:r>
+        <w:lastRenderedPageBreak/>
         <w:t>gulo_39@hotmail.com,</w:t>
       </w:r>
       <w:r>
         <w:br/>
-      </w:r>
-      <w:r>
-        <w:lastRenderedPageBreak/>
         <w:t>gullermofrigidi@gmail.com,</w:t>
       </w:r>
       <w:r>

--- a/2026/EL MIRADOR/Lista de mails.docx
+++ b/2026/EL MIRADOR/Lista de mails.docx
@@ -1,6 +1,6 @@
 
 <file path=word/document.xml><?xml version="1.0" encoding="utf-8"?>
-<w:document xmlns:wpc="http://schemas.microsoft.com/office/word/2010/wordprocessingCanvas" xmlns:cx="http://schemas.microsoft.com/office/drawing/2014/chartex" xmlns:cx1="http://schemas.microsoft.com/office/drawing/2015/9/8/chartex" xmlns:cx2="http://schemas.microsoft.com/office/drawing/2015/10/21/chartex" xmlns:cx3="http://schemas.microsoft.com/office/drawing/2016/5/9/chartex" xmlns:cx4="http://schemas.microsoft.com/office/drawing/2016/5/10/chartex" xmlns:cx5="http://schemas.microsoft.com/office/drawing/2016/5/11/chartex" xmlns:cx6="http://schemas.microsoft.com/office/drawing/2016/5/12/chartex" xmlns:cx7="http://schemas.microsoft.com/office/drawing/2016/5/13/chartex" xmlns:cx8="http://schemas.microsoft.com/office/drawing/2016/5/14/chartex" xmlns:mc="http://schemas.openxmlformats.org/markup-compatibility/2006" xmlns:aink="http://schemas.microsoft.com/office/drawing/2016/ink" xmlns:am3d="http://schemas.microsoft.com/office/drawing/2017/model3d" xmlns:o="urn:schemas-microsoft-com:office:office" xmlns:r="http://schemas.openxmlformats.org/officeDocument/2006/relationships" xmlns:m="http://schemas.openxmlformats.org/officeDocument/2006/math" xmlns:v="urn:schemas-microsoft-com:vml" xmlns:wp14="http://schemas.microsoft.com/office/word/2010/wordprocessingDrawing" xmlns:wp="http://schemas.openxmlformats.org/drawingml/2006/wordprocessingDrawing" xmlns:w10="urn:schemas-microsoft-com:office:word" xmlns:w="http://schemas.openxmlformats.org/wordprocessingml/2006/main" xmlns:w14="http://schemas.microsoft.com/office/word/2010/wordml" xmlns:w15="http://schemas.microsoft.com/office/word/2012/wordml" xmlns:w16cex="http://schemas.microsoft.com/office/word/2018/wordml/cex" xmlns:w16cid="http://schemas.microsoft.com/office/word/2016/wordml/cid" xmlns:w16="http://schemas.microsoft.com/office/word/2018/wordml" xmlns:w16sdtdh="http://schemas.microsoft.com/office/word/2020/wordml/sdtdatahash" xmlns:w16se="http://schemas.microsoft.com/office/word/2015/wordml/symex" xmlns:wpg="http://schemas.microsoft.com/office/word/2010/wordprocessingGroup" xmlns:wpi="http://schemas.microsoft.com/office/word/2010/wordprocessingInk" xmlns:wne="http://schemas.microsoft.com/office/word/2006/wordml" xmlns:wps="http://schemas.microsoft.com/office/word/2010/wordprocessingShape" mc:Ignorable="w14 w15 w16se w16cid w16 w16cex w16sdtdh wp14">
+<w:document xmlns:wpc="http://schemas.microsoft.com/office/word/2010/wordprocessingCanvas" xmlns:cx="http://schemas.microsoft.com/office/drawing/2014/chartex" xmlns:cx1="http://schemas.microsoft.com/office/drawing/2015/9/8/chartex" xmlns:cx2="http://schemas.microsoft.com/office/drawing/2015/10/21/chartex" xmlns:cx3="http://schemas.microsoft.com/office/drawing/2016/5/9/chartex" xmlns:cx4="http://schemas.microsoft.com/office/drawing/2016/5/10/chartex" xmlns:cx5="http://schemas.microsoft.com/office/drawing/2016/5/11/chartex" xmlns:cx6="http://schemas.microsoft.com/office/drawing/2016/5/12/chartex" xmlns:cx7="http://schemas.microsoft.com/office/drawing/2016/5/13/chartex" xmlns:cx8="http://schemas.microsoft.com/office/drawing/2016/5/14/chartex" xmlns:mc="http://schemas.openxmlformats.org/markup-compatibility/2006" xmlns:aink="http://schemas.microsoft.com/office/drawing/2016/ink" xmlns:am3d="http://schemas.microsoft.com/office/drawing/2017/model3d" xmlns:o="urn:schemas-microsoft-com:office:office" xmlns:oel="http://schemas.microsoft.com/office/2019/extlst" xmlns:r="http://schemas.openxmlformats.org/officeDocument/2006/relationships" xmlns:m="http://schemas.openxmlformats.org/officeDocument/2006/math" xmlns:v="urn:schemas-microsoft-com:vml" xmlns:wp14="http://schemas.microsoft.com/office/word/2010/wordprocessingDrawing" xmlns:wp="http://schemas.openxmlformats.org/drawingml/2006/wordprocessingDrawing" xmlns:w10="urn:schemas-microsoft-com:office:word" xmlns:w="http://schemas.openxmlformats.org/wordprocessingml/2006/main" xmlns:w14="http://schemas.microsoft.com/office/word/2010/wordml" xmlns:w15="http://schemas.microsoft.com/office/word/2012/wordml" xmlns:w16cex="http://schemas.microsoft.com/office/word/2018/wordml/cex" xmlns:w16cid="http://schemas.microsoft.com/office/word/2016/wordml/cid" xmlns:w16="http://schemas.microsoft.com/office/word/2018/wordml" xmlns:w16du="http://schemas.microsoft.com/office/word/2023/wordml/word16du" xmlns:w16sdtdh="http://schemas.microsoft.com/office/word/2020/wordml/sdtdatahash" xmlns:w16sdtfl="http://schemas.microsoft.com/office/word/2024/wordml/sdtformatlock" xmlns:w16se="http://schemas.microsoft.com/office/word/2015/wordml/symex" xmlns:wpg="http://schemas.microsoft.com/office/word/2010/wordprocessingGroup" xmlns:wpi="http://schemas.microsoft.com/office/word/2010/wordprocessingInk" xmlns:wne="http://schemas.microsoft.com/office/word/2006/wordml" xmlns:wps="http://schemas.microsoft.com/office/word/2010/wordprocessingShape" mc:Ignorable="w14 w15 w16se w16cid w16 w16cex w16sdtdh w16sdtfl w16du wp14">
   <w:body>
     <w:p>
       <w:r>
@@ -58,114 +58,124 @@
         <w:br/>
         <w:t>Carlos Rodriguez &lt;camr.argentina@gmail.com&gt;,</w:t>
       </w:r>
-      <w:r>
-        <w:br/>
-        <w:t>Agustina Negrete Solari &lt;agustinasolari3@gmail.com&gt;,</w:t>
-      </w:r>
-      <w:r>
-        <w:br/>
-        <w:t>Alejandra Veronica Garcia &lt;garciaalejandraveronica@gmail.com&gt;,</w:t>
-      </w:r>
-      <w:r>
-        <w:br/>
-        <w:t>alejandro fanjul &lt;al2fanjul@gmail.com&gt;,</w:t>
-      </w:r>
-      <w:r>
-        <w:br/>
-        <w:t>Alexia Mazzia &lt;alexiamazzia@gmail.com&gt;,</w:t>
-      </w:r>
-      <w:r>
-        <w:br/>
-        <w:t>"Frontale, Federico Carlos" &lt;federicofrontale@macro.com.ar&gt;,</w:t>
-      </w:r>
-      <w:r>
-        <w:br/>
-        <w:t>ana laura cardozo &lt;laura-cardozo@live.com.ar&gt;,</w:t>
-      </w:r>
-      <w:r>
-        <w:br/>
-        <w:t>"Campelo, Mariano" &lt;mariano.campelo@aubasa.com.ar&gt;,</w:t>
-      </w:r>
-      <w:r>
-        <w:br/>
-        <w:t>Julieta Damiano &lt;julietadamiano@gmail.com&gt;,</w:t>
-      </w:r>
-      <w:r>
-        <w:br/>
-        <w:t>eau_d_azur@hotmail.com,</w:t>
-      </w:r>
-      <w:r>
-        <w:br/>
-        <w:t>Galucha Decoración &lt;Galucha.decoracion@gmail.com&gt;,</w:t>
-      </w:r>
-      <w:r>
-        <w:br/>
-        <w:t>diemart2@hotmail.com,</w:t>
-      </w:r>
-      <w:r>
-        <w:br/>
-        <w:t>galucca.decoracion@gmail.co,</w:t>
-      </w:r>
-      <w:r>
-        <w:br/>
-        <w:t>errege.2005@yahoo.com.ar,</w:t>
-      </w:r>
-      <w:r>
-        <w:br/>
-        <w:t>mariano mesa &lt;estudiocincosentidos@gmail.com&gt;,</w:t>
-      </w:r>
-      <w:r>
-        <w:br/>
-        <w:t>sabrina eugenia alonso &lt;alonsosabrina@hotmail.com&gt;,</w:t>
-      </w:r>
-      <w:r>
-        <w:br/>
-        <w:t>elmiradorcondorcios@gmail.com,</w:t>
-      </w:r>
-      <w:r>
-        <w:br/>
-        <w:t>Lucas Franco &lt;lucasfranc@gmail.com&gt;,</w:t>
-      </w:r>
-      <w:r>
-        <w:br/>
-        <w:t>Flor Puisys &lt;flor.puisys@hotmail.com&gt;,</w:t>
-      </w:r>
-      <w:r>
-        <w:br/>
-        <w:t>frank gazzaneo &lt;fgazzaneo@yahoo.com&gt;,</w:t>
-      </w:r>
-      <w:r>
-        <w:br/>
-        <w:t>facudelcanto@gmail.com,</w:t>
-      </w:r>
-      <w:r>
-        <w:br/>
-        <w:t>José Ferraro &lt;ferraro.jose47@gmail.com&gt;,</w:t>
-      </w:r>
-      <w:r>
-        <w:br/>
-        <w:t>"guillermofrigidi@gmail.com" &lt;guillermofrigidi@gmail.com&gt;,</w:t>
-      </w:r>
-      <w:r>
-        <w:br/>
-        <w:t>Gabriela Sol &lt;gabrielasol8@hotmail.com&gt;,</w:t>
-      </w:r>
-      <w:r>
-        <w:br/>
-        <w:t>Giselle Schmidt &lt;propiedadesschmidt@gmail.com&gt;,</w:t>
-      </w:r>
-      <w:r>
-        <w:br/>
-        <w:t>Gustavo Silvestre &lt;gsilvestrev@gmail.com&gt;,</w:t>
-      </w:r>
-      <w:r>
-        <w:br/>
-        <w:t>Marisa Hernández &lt;hernandezmarisaok@gmail.com&gt;,</w:t>
-      </w:r>
     </w:p>
     <w:p>
       <w:r>
+        <w:t>patricia_mainieri@hotmail.com</w:t>
+      </w:r>
+      <w:r>
+        <w:t>,</w:t>
+      </w:r>
+      <w:r>
+        <w:br/>
+        <w:t>Agustina Negrete Solari &lt;agustinasolari3@gmail.com&gt;,</w:t>
+      </w:r>
+      <w:r>
+        <w:br/>
+        <w:t>Alejandra Veronica Garcia &lt;garciaalejandraveronica@gmail.com&gt;,</w:t>
+      </w:r>
+      <w:r>
+        <w:br/>
+        <w:t>alejandro fanjul &lt;al2fanjul@gmail.com&gt;,</w:t>
+      </w:r>
+      <w:r>
+        <w:br/>
+        <w:t>Alexia Mazzia &lt;alexiamazzia@gmail.com&gt;,</w:t>
+      </w:r>
+      <w:r>
+        <w:br/>
+        <w:t>"Frontale, Federico Carlos" &lt;federicofrontale@macro.com.ar&gt;,</w:t>
+      </w:r>
+      <w:r>
+        <w:br/>
+        <w:t>ana laura cardozo &lt;laura-cardozo@live.com.ar&gt;,</w:t>
+      </w:r>
+      <w:r>
+        <w:br/>
+        <w:t>"Campelo, Mariano" &lt;mariano.campelo@aubasa.com.ar&gt;,</w:t>
+      </w:r>
+      <w:r>
+        <w:br/>
+        <w:t>Julieta Damiano &lt;julietadamiano@gmail.com&gt;,</w:t>
+      </w:r>
+      <w:r>
+        <w:br/>
+        <w:t>eau_d_azur@hotmail.com,</w:t>
+      </w:r>
+      <w:r>
+        <w:br/>
+        <w:t>Galucha Decoración &lt;Galucha.decoracion@gmail.com&gt;,</w:t>
+      </w:r>
+      <w:r>
+        <w:br/>
+        <w:t>diemart2@hotmail.com,</w:t>
+      </w:r>
+      <w:r>
+        <w:br/>
+        <w:t>galucca.decoracion@gmail.co,</w:t>
+      </w:r>
+      <w:r>
+        <w:br/>
+        <w:t>errege.2005@yahoo.com.ar,</w:t>
+      </w:r>
+      <w:r>
+        <w:br/>
+        <w:t>mariano mesa &lt;estudiocincosentidos@gmail.com&gt;,</w:t>
+      </w:r>
+      <w:r>
+        <w:br/>
+        <w:t>sabrina eugenia alonso &lt;alonsosabrina@hotmail.com&gt;,</w:t>
+      </w:r>
+      <w:r>
+        <w:br/>
+        <w:t>elmiradorcondorcios@gmail.com,</w:t>
+      </w:r>
+      <w:r>
+        <w:br/>
+        <w:t>Lucas Franco &lt;lucasfranc@gmail.com&gt;,</w:t>
+      </w:r>
+      <w:r>
+        <w:br/>
+        <w:t>Flor Puisys &lt;flor.puisys@hotmail.com&gt;,</w:t>
+      </w:r>
+      <w:r>
+        <w:br/>
+        <w:t>frank gazzaneo &lt;fgazzaneo@yahoo.com&gt;,</w:t>
+      </w:r>
+      <w:r>
+        <w:br/>
+        <w:t>facudelcanto@gmail.com,</w:t>
+      </w:r>
+      <w:r>
+        <w:br/>
+        <w:t>José Ferraro &lt;ferraro.jose47@gmail.com&gt;,</w:t>
+      </w:r>
+      <w:r>
+        <w:br/>
+        <w:t>"guillermofrigidi@gmail.com" &lt;guillermofrigidi@gmail.com&gt;,</w:t>
+      </w:r>
+      <w:r>
+        <w:br/>
+        <w:t>Gabriela Sol &lt;gabrielasol8@hotmail.com&gt;,</w:t>
+      </w:r>
+      <w:r>
+        <w:br/>
+        <w:t>Giselle Schmidt &lt;propiedadesschmidt@gmail.com&gt;,</w:t>
+      </w:r>
+      <w:r>
+        <w:br/>
+      </w:r>
+      <w:r>
         <w:lastRenderedPageBreak/>
+        <w:t>Gustavo Silvestre &lt;gsilvestrev@gmail.com&gt;,</w:t>
+      </w:r>
+      <w:r>
+        <w:br/>
+        <w:t>Marisa Hernández &lt;hernandezmarisaok@gmail.com&gt;,</w:t>
+      </w:r>
+    </w:p>
+    <w:p>
+      <w:r>
         <w:t>nancymarcelo@hotmail.com,</w:t>
       </w:r>
       <w:r>
@@ -336,6 +346,7 @@
     </w:p>
     <w:p>
       <w:r>
+        <w:lastRenderedPageBreak/>
         <w:t>cristianfernandez120115@gmail.com</w:t>
       </w:r>
       <w:r>
@@ -351,9 +362,6 @@
       </w:r>
       <w:r>
         <w:br/>
-      </w:r>
-      <w:r>
-        <w:lastRenderedPageBreak/>
         <w:t>gulo_39@hotmail.com,</w:t>
       </w:r>
       <w:r>
@@ -428,7 +436,7 @@
 </file>
 
 <file path=word/styles.xml><?xml version="1.0" encoding="utf-8"?>
-<w:styles xmlns:mc="http://schemas.openxmlformats.org/markup-compatibility/2006" xmlns:r="http://schemas.openxmlformats.org/officeDocument/2006/relationships" xmlns:w="http://schemas.openxmlformats.org/wordprocessingml/2006/main" xmlns:w14="http://schemas.microsoft.com/office/word/2010/wordml" xmlns:w15="http://schemas.microsoft.com/office/word/2012/wordml" xmlns:w16cex="http://schemas.microsoft.com/office/word/2018/wordml/cex" xmlns:w16cid="http://schemas.microsoft.com/office/word/2016/wordml/cid" xmlns:w16="http://schemas.microsoft.com/office/word/2018/wordml" xmlns:w16sdtdh="http://schemas.microsoft.com/office/word/2020/wordml/sdtdatahash" xmlns:w16se="http://schemas.microsoft.com/office/word/2015/wordml/symex" mc:Ignorable="w14 w15 w16se w16cid w16 w16cex w16sdtdh">
+<w:styles xmlns:mc="http://schemas.openxmlformats.org/markup-compatibility/2006" xmlns:r="http://schemas.openxmlformats.org/officeDocument/2006/relationships" xmlns:w="http://schemas.openxmlformats.org/wordprocessingml/2006/main" xmlns:w14="http://schemas.microsoft.com/office/word/2010/wordml" xmlns:w15="http://schemas.microsoft.com/office/word/2012/wordml" xmlns:w16cex="http://schemas.microsoft.com/office/word/2018/wordml/cex" xmlns:w16cid="http://schemas.microsoft.com/office/word/2016/wordml/cid" xmlns:w16="http://schemas.microsoft.com/office/word/2018/wordml" xmlns:w16du="http://schemas.microsoft.com/office/word/2023/wordml/word16du" xmlns:w16sdtdh="http://schemas.microsoft.com/office/word/2020/wordml/sdtdatahash" xmlns:w16sdtfl="http://schemas.microsoft.com/office/word/2024/wordml/sdtformatlock" xmlns:w16se="http://schemas.microsoft.com/office/word/2015/wordml/symex" mc:Ignorable="w14 w15 w16se w16cid w16 w16cex w16sdtdh w16sdtfl w16du">
   <w:docDefaults>
     <w:rPrDefault>
       <w:rPr>

--- a/2026/EL MIRADOR/Lista de mails.docx
+++ b/2026/EL MIRADOR/Lista de mails.docx
@@ -108,7 +108,25 @@
       </w:r>
       <w:r>
         <w:br/>
-        <w:t>diemart2@hotmail.com,</w:t>
+      </w:r>
+      <w:hyperlink r:id="rId4" w:history="1">
+        <w:r>
+          <w:rPr>
+            <w:rStyle w:val="Hipervnculo"/>
+          </w:rPr>
+          <w:t>diemart2@hotmail.com</w:t>
+        </w:r>
+      </w:hyperlink>
+      <w:r>
+        <w:t>,</w:t>
+      </w:r>
+    </w:p>
+    <w:p>
+      <w:r>
+        <w:t>lucasrocha20.63@gmail.com</w:t>
+      </w:r>
+      <w:r>
+        <w:t>,</w:t>
       </w:r>
       <w:r>
         <w:br/>
@@ -261,7 +279,7 @@
       <w:r>
         <w:br/>
       </w:r>
-      <w:hyperlink r:id="rId4" w:history="1">
+      <w:hyperlink r:id="rId5" w:history="1">
         <w:r>
           <w:rPr>
             <w:rStyle w:val="Hipervnculo"/>
@@ -332,7 +350,7 @@
       <w:r>
         <w:br/>
       </w:r>
-      <w:hyperlink r:id="rId5" w:history="1">
+      <w:hyperlink r:id="rId6" w:history="1">
         <w:r>
           <w:rPr>
             <w:rStyle w:val="Hipervnculo"/>

--- a/2026/EL MIRADOR/Lista de mails.docx
+++ b/2026/EL MIRADOR/Lista de mails.docx
@@ -1,6 +1,6 @@
 
 <file path=word/document.xml><?xml version="1.0" encoding="utf-8"?>
-<w:document xmlns:wpc="http://schemas.microsoft.com/office/word/2010/wordprocessingCanvas" xmlns:cx="http://schemas.microsoft.com/office/drawing/2014/chartex" xmlns:cx1="http://schemas.microsoft.com/office/drawing/2015/9/8/chartex" xmlns:cx2="http://schemas.microsoft.com/office/drawing/2015/10/21/chartex" xmlns:cx3="http://schemas.microsoft.com/office/drawing/2016/5/9/chartex" xmlns:cx4="http://schemas.microsoft.com/office/drawing/2016/5/10/chartex" xmlns:cx5="http://schemas.microsoft.com/office/drawing/2016/5/11/chartex" xmlns:cx6="http://schemas.microsoft.com/office/drawing/2016/5/12/chartex" xmlns:cx7="http://schemas.microsoft.com/office/drawing/2016/5/13/chartex" xmlns:cx8="http://schemas.microsoft.com/office/drawing/2016/5/14/chartex" xmlns:mc="http://schemas.openxmlformats.org/markup-compatibility/2006" xmlns:aink="http://schemas.microsoft.com/office/drawing/2016/ink" xmlns:am3d="http://schemas.microsoft.com/office/drawing/2017/model3d" xmlns:o="urn:schemas-microsoft-com:office:office" xmlns:oel="http://schemas.microsoft.com/office/2019/extlst" xmlns:r="http://schemas.openxmlformats.org/officeDocument/2006/relationships" xmlns:m="http://schemas.openxmlformats.org/officeDocument/2006/math" xmlns:v="urn:schemas-microsoft-com:vml" xmlns:wp14="http://schemas.microsoft.com/office/word/2010/wordprocessingDrawing" xmlns:wp="http://schemas.openxmlformats.org/drawingml/2006/wordprocessingDrawing" xmlns:w10="urn:schemas-microsoft-com:office:word" xmlns:w="http://schemas.openxmlformats.org/wordprocessingml/2006/main" xmlns:w14="http://schemas.microsoft.com/office/word/2010/wordml" xmlns:w15="http://schemas.microsoft.com/office/word/2012/wordml" xmlns:w16cex="http://schemas.microsoft.com/office/word/2018/wordml/cex" xmlns:w16cid="http://schemas.microsoft.com/office/word/2016/wordml/cid" xmlns:w16="http://schemas.microsoft.com/office/word/2018/wordml" xmlns:w16du="http://schemas.microsoft.com/office/word/2023/wordml/word16du" xmlns:w16sdtdh="http://schemas.microsoft.com/office/word/2020/wordml/sdtdatahash" xmlns:w16sdtfl="http://schemas.microsoft.com/office/word/2024/wordml/sdtformatlock" xmlns:w16se="http://schemas.microsoft.com/office/word/2015/wordml/symex" xmlns:wpg="http://schemas.microsoft.com/office/word/2010/wordprocessingGroup" xmlns:wpi="http://schemas.microsoft.com/office/word/2010/wordprocessingInk" xmlns:wne="http://schemas.microsoft.com/office/word/2006/wordml" xmlns:wps="http://schemas.microsoft.com/office/word/2010/wordprocessingShape" mc:Ignorable="w14 w15 w16se w16cid w16 w16cex w16sdtdh w16sdtfl w16du wp14">
+<w:document xmlns:wpc="http://schemas.microsoft.com/office/word/2010/wordprocessingCanvas" xmlns:cx="http://schemas.microsoft.com/office/drawing/2014/chartex" xmlns:cx1="http://schemas.microsoft.com/office/drawing/2015/9/8/chartex" xmlns:cx2="http://schemas.microsoft.com/office/drawing/2015/10/21/chartex" xmlns:cx3="http://schemas.microsoft.com/office/drawing/2016/5/9/chartex" xmlns:cx4="http://schemas.microsoft.com/office/drawing/2016/5/10/chartex" xmlns:cx5="http://schemas.microsoft.com/office/drawing/2016/5/11/chartex" xmlns:cx6="http://schemas.microsoft.com/office/drawing/2016/5/12/chartex" xmlns:cx7="http://schemas.microsoft.com/office/drawing/2016/5/13/chartex" xmlns:cx8="http://schemas.microsoft.com/office/drawing/2016/5/14/chartex" xmlns:mc="http://schemas.openxmlformats.org/markup-compatibility/2006" xmlns:aink="http://schemas.microsoft.com/office/drawing/2016/ink" xmlns:am3d="http://schemas.microsoft.com/office/drawing/2017/model3d" xmlns:o="urn:schemas-microsoft-com:office:office" xmlns:r="http://schemas.openxmlformats.org/officeDocument/2006/relationships" xmlns:m="http://schemas.openxmlformats.org/officeDocument/2006/math" xmlns:v="urn:schemas-microsoft-com:vml" xmlns:wp14="http://schemas.microsoft.com/office/word/2010/wordprocessingDrawing" xmlns:wp="http://schemas.openxmlformats.org/drawingml/2006/wordprocessingDrawing" xmlns:w10="urn:schemas-microsoft-com:office:word" xmlns:w="http://schemas.openxmlformats.org/wordprocessingml/2006/main" xmlns:w14="http://schemas.microsoft.com/office/word/2010/wordml" xmlns:w15="http://schemas.microsoft.com/office/word/2012/wordml" xmlns:w16cex="http://schemas.microsoft.com/office/word/2018/wordml/cex" xmlns:w16cid="http://schemas.microsoft.com/office/word/2016/wordml/cid" xmlns:w16="http://schemas.microsoft.com/office/word/2018/wordml" xmlns:w16sdtdh="http://schemas.microsoft.com/office/word/2020/wordml/sdtdatahash" xmlns:w16se="http://schemas.microsoft.com/office/word/2015/wordml/symex" xmlns:wpg="http://schemas.microsoft.com/office/word/2010/wordprocessingGroup" xmlns:wpi="http://schemas.microsoft.com/office/word/2010/wordprocessingInk" xmlns:wne="http://schemas.microsoft.com/office/word/2006/wordml" xmlns:wps="http://schemas.microsoft.com/office/word/2010/wordprocessingShape" mc:Ignorable="w14 w15 w16se w16cid w16 w16cex w16sdtdh wp14">
   <w:body>
     <w:p>
       <w:r>
@@ -12,7 +12,15 @@
       </w:r>
       <w:r>
         <w:br/>
-        <w:t>Stella Balduzzi &lt;stellabalduzzi@yahoo.com.ar&gt;,</w:t>
+        <w:t xml:space="preserve">Stella </w:t>
+      </w:r>
+      <w:proofErr w:type="spellStart"/>
+      <w:r>
+        <w:t>Balduzzi</w:t>
+      </w:r>
+      <w:proofErr w:type="spellEnd"/>
+      <w:r>
+        <w:t xml:space="preserve"> &lt;stellabalduzzi@yahoo.com.ar&gt;,</w:t>
       </w:r>
       <w:r>
         <w:br/>
@@ -32,19 +40,57 @@
       </w:r>
       <w:r>
         <w:br/>
-        <w:t>Ailen Argentino &lt;ailenargentino97@hotmail.com&gt;,</w:t>
-      </w:r>
-      <w:r>
-        <w:br/>
-        <w:t>Christian Emmanuel Trybulski &lt;christian.trybulski@gmail.com&gt;,</w:t>
-      </w:r>
-      <w:r>
-        <w:br/>
-        <w:t>Giuliana Corrieri &lt;giulianacorrieri@gmail.com&gt;,</w:t>
-      </w:r>
-      <w:r>
-        <w:br/>
-        <w:t>daniela cuzzolino &lt;cuzzolinodaniela@gmail.com&gt;,</w:t>
+      </w:r>
+      <w:proofErr w:type="spellStart"/>
+      <w:r>
+        <w:t>Ailen</w:t>
+      </w:r>
+      <w:proofErr w:type="spellEnd"/>
+      <w:r>
+        <w:t xml:space="preserve"> Argentino &lt;ailenargentino97@hotmail.com&gt;,</w:t>
+      </w:r>
+      <w:r>
+        <w:br/>
+        <w:t xml:space="preserve">Christian Emmanuel </w:t>
+      </w:r>
+      <w:proofErr w:type="spellStart"/>
+      <w:r>
+        <w:t>Trybulski</w:t>
+      </w:r>
+      <w:proofErr w:type="spellEnd"/>
+      <w:r>
+        <w:t xml:space="preserve"> &lt;christian.trybulski@gmail.com&gt;,</w:t>
+      </w:r>
+      <w:r>
+        <w:br/>
+        <w:t xml:space="preserve">Giuliana </w:t>
+      </w:r>
+      <w:proofErr w:type="spellStart"/>
+      <w:r>
+        <w:t>Corrieri</w:t>
+      </w:r>
+      <w:proofErr w:type="spellEnd"/>
+      <w:r>
+        <w:t xml:space="preserve"> &lt;giulianacorrieri@gmail.com&gt;,</w:t>
+      </w:r>
+      <w:r>
+        <w:br/>
+      </w:r>
+      <w:proofErr w:type="spellStart"/>
+      <w:r>
+        <w:t>daniela</w:t>
+      </w:r>
+      <w:proofErr w:type="spellEnd"/>
+      <w:r>
+        <w:t xml:space="preserve"> </w:t>
+      </w:r>
+      <w:proofErr w:type="spellStart"/>
+      <w:r>
+        <w:t>cuzzolino</w:t>
+      </w:r>
+      <w:proofErr w:type="spellEnd"/>
+      <w:r>
+        <w:t xml:space="preserve"> &lt;cuzzolinodaniela@gmail.com&gt;,</w:t>
       </w:r>
       <w:r>
         <w:br/>
@@ -52,11 +98,34 @@
       </w:r>
       <w:r>
         <w:br/>
-        <w:t>Carames bienes raices &lt;caramesbr@live.com.ar&gt;,</w:t>
-      </w:r>
-      <w:r>
-        <w:br/>
-        <w:t>Carlos Rodriguez &lt;camr.argentina@gmail.com&gt;,</w:t>
+      </w:r>
+      <w:proofErr w:type="spellStart"/>
+      <w:r>
+        <w:t>Carames</w:t>
+      </w:r>
+      <w:proofErr w:type="spellEnd"/>
+      <w:r>
+        <w:t xml:space="preserve"> bienes </w:t>
+      </w:r>
+      <w:proofErr w:type="spellStart"/>
+      <w:r>
+        <w:t>raices</w:t>
+      </w:r>
+      <w:proofErr w:type="spellEnd"/>
+      <w:r>
+        <w:t xml:space="preserve"> &lt;caramesbr@live.com.ar&gt;,</w:t>
+      </w:r>
+      <w:r>
+        <w:br/>
+        <w:t xml:space="preserve">Carlos </w:t>
+      </w:r>
+      <w:proofErr w:type="spellStart"/>
+      <w:r>
+        <w:t>Rodriguez</w:t>
+      </w:r>
+      <w:proofErr w:type="spellEnd"/>
+      <w:r>
+        <w:t xml:space="preserve"> &lt;camr.argentina@gmail.com&gt;,</w:t>
       </w:r>
     </w:p>
     <w:p>
@@ -72,31 +141,117 @@
       </w:r>
       <w:r>
         <w:br/>
-        <w:t>Alejandra Veronica Garcia &lt;garciaalejandraveronica@gmail.com&gt;,</w:t>
-      </w:r>
-      <w:r>
-        <w:br/>
-        <w:t>alejandro fanjul &lt;al2fanjul@gmail.com&gt;,</w:t>
-      </w:r>
-      <w:r>
-        <w:br/>
-        <w:t>Alexia Mazzia &lt;alexiamazzia@gmail.com&gt;,</w:t>
-      </w:r>
-      <w:r>
-        <w:br/>
-        <w:t>"Frontale, Federico Carlos" &lt;federicofrontale@macro.com.ar&gt;,</w:t>
-      </w:r>
-      <w:r>
-        <w:br/>
-        <w:t>ana laura cardozo &lt;laura-cardozo@live.com.ar&gt;,</w:t>
-      </w:r>
-      <w:r>
-        <w:br/>
-        <w:t>"Campelo, Mariano" &lt;mariano.campelo@aubasa.com.ar&gt;,</w:t>
-      </w:r>
-      <w:r>
-        <w:br/>
-        <w:t>Julieta Damiano &lt;julietadamiano@gmail.com&gt;,</w:t>
+        <w:t xml:space="preserve">Alejandra </w:t>
+      </w:r>
+      <w:proofErr w:type="spellStart"/>
+      <w:r>
+        <w:t>Veronica</w:t>
+      </w:r>
+      <w:proofErr w:type="spellEnd"/>
+      <w:r>
+        <w:t xml:space="preserve"> </w:t>
+      </w:r>
+      <w:proofErr w:type="spellStart"/>
+      <w:r>
+        <w:t>Garcia</w:t>
+      </w:r>
+      <w:proofErr w:type="spellEnd"/>
+      <w:r>
+        <w:t xml:space="preserve"> &lt;garciaalejandraveronica@gmail.com&gt;,</w:t>
+      </w:r>
+      <w:r>
+        <w:br/>
+      </w:r>
+      <w:proofErr w:type="spellStart"/>
+      <w:r>
+        <w:t>alejandro</w:t>
+      </w:r>
+      <w:proofErr w:type="spellEnd"/>
+      <w:r>
+        <w:t xml:space="preserve"> </w:t>
+      </w:r>
+      <w:proofErr w:type="spellStart"/>
+      <w:r>
+        <w:t>fanjul</w:t>
+      </w:r>
+      <w:proofErr w:type="spellEnd"/>
+      <w:r>
+        <w:t xml:space="preserve"> &lt;al2fanjul@gmail.com&gt;,</w:t>
+      </w:r>
+      <w:r>
+        <w:br/>
+        <w:t xml:space="preserve">Alexia </w:t>
+      </w:r>
+      <w:proofErr w:type="spellStart"/>
+      <w:r>
+        <w:t>Mazzia</w:t>
+      </w:r>
+      <w:proofErr w:type="spellEnd"/>
+      <w:r>
+        <w:t xml:space="preserve"> &lt;alexiamazzia@gmail.com&gt;,</w:t>
+      </w:r>
+      <w:r>
+        <w:br/>
+        <w:t>"</w:t>
+      </w:r>
+      <w:proofErr w:type="spellStart"/>
+      <w:r>
+        <w:t>Frontale</w:t>
+      </w:r>
+      <w:proofErr w:type="spellEnd"/>
+      <w:r>
+        <w:t>, Federico Carlos" &lt;federicofrontale@macro.com.ar&gt;,</w:t>
+      </w:r>
+      <w:r>
+        <w:br/>
+      </w:r>
+      <w:proofErr w:type="spellStart"/>
+      <w:r>
+        <w:t>ana</w:t>
+      </w:r>
+      <w:proofErr w:type="spellEnd"/>
+      <w:r>
+        <w:t xml:space="preserve"> </w:t>
+      </w:r>
+      <w:proofErr w:type="spellStart"/>
+      <w:r>
+        <w:t>laura</w:t>
+      </w:r>
+      <w:proofErr w:type="spellEnd"/>
+      <w:r>
+        <w:t xml:space="preserve"> </w:t>
+      </w:r>
+      <w:proofErr w:type="spellStart"/>
+      <w:r>
+        <w:t>cardozo</w:t>
+      </w:r>
+      <w:proofErr w:type="spellEnd"/>
+      <w:r>
+        <w:t xml:space="preserve"> &lt;laura-cardozo@live.com.ar&gt;,</w:t>
+      </w:r>
+      <w:r>
+        <w:br/>
+        <w:t>"</w:t>
+      </w:r>
+      <w:proofErr w:type="spellStart"/>
+      <w:r>
+        <w:t>Campelo</w:t>
+      </w:r>
+      <w:proofErr w:type="spellEnd"/>
+      <w:r>
+        <w:t>, Mariano" &lt;mariano.campelo@aubasa.com.ar&gt;,</w:t>
+      </w:r>
+      <w:r>
+        <w:br/>
+        <w:t xml:space="preserve">Julieta </w:t>
+      </w:r>
+      <w:proofErr w:type="spellStart"/>
+      <w:r>
+        <w:t>Damiano</w:t>
+      </w:r>
+      <w:proofErr w:type="spellEnd"/>
+      <w:r>
+        <w:t xml:space="preserve"> &lt;julietadamiano@gmail.com&gt;,</w:t>
       </w:r>
       <w:r>
         <w:br/>
@@ -123,77 +278,123 @@
     </w:p>
     <w:p>
       <w:r>
-        <w:t>lucasrocha20.63@gmail.com</w:t>
+        <w:t xml:space="preserve">Espositofrancoesequiel@gmail.com </w:t>
       </w:r>
       <w:r>
         <w:t>,</w:t>
-      </w:r>
-      <w:r>
-        <w:br/>
-        <w:t>galucca.decoracion@gmail.co,</w:t>
-      </w:r>
-      <w:r>
-        <w:br/>
-        <w:t>errege.2005@yahoo.com.ar,</w:t>
-      </w:r>
-      <w:r>
-        <w:br/>
-        <w:t>mariano mesa &lt;estudiocincosentidos@gmail.com&gt;,</w:t>
-      </w:r>
-      <w:r>
-        <w:br/>
-        <w:t>sabrina eugenia alonso &lt;alonsosabrina@hotmail.com&gt;,</w:t>
-      </w:r>
-      <w:r>
-        <w:br/>
-        <w:t>elmiradorcondorcios@gmail.com,</w:t>
-      </w:r>
-      <w:r>
-        <w:br/>
-        <w:t>Lucas Franco &lt;lucasfranc@gmail.com&gt;,</w:t>
-      </w:r>
-      <w:r>
-        <w:br/>
-        <w:t>Flor Puisys &lt;flor.puisys@hotmail.com&gt;,</w:t>
-      </w:r>
-      <w:r>
-        <w:br/>
-        <w:t>frank gazzaneo &lt;fgazzaneo@yahoo.com&gt;,</w:t>
-      </w:r>
-      <w:r>
-        <w:br/>
-        <w:t>facudelcanto@gmail.com,</w:t>
-      </w:r>
-      <w:r>
-        <w:br/>
-        <w:t>José Ferraro &lt;ferraro.jose47@gmail.com&gt;,</w:t>
-      </w:r>
-      <w:r>
-        <w:br/>
-        <w:t>"guillermofrigidi@gmail.com" &lt;guillermofrigidi@gmail.com&gt;,</w:t>
-      </w:r>
-      <w:r>
-        <w:br/>
-        <w:t>Gabriela Sol &lt;gabrielasol8@hotmail.com&gt;,</w:t>
-      </w:r>
-      <w:r>
-        <w:br/>
-        <w:t>Giselle Schmidt &lt;propiedadesschmidt@gmail.com&gt;,</w:t>
-      </w:r>
-      <w:r>
-        <w:br/>
-      </w:r>
-      <w:r>
-        <w:lastRenderedPageBreak/>
-        <w:t>Gustavo Silvestre &lt;gsilvestrev@gmail.com&gt;,</w:t>
-      </w:r>
-      <w:r>
-        <w:br/>
-        <w:t>Marisa Hernández &lt;hernandezmarisaok@gmail.com&gt;,</w:t>
       </w:r>
     </w:p>
     <w:p>
       <w:r>
+        <w:t>lucasrocha20.63@gmail.com</w:t>
+      </w:r>
+      <w:r>
+        <w:t>,</w:t>
+      </w:r>
+      <w:r>
+        <w:br/>
+        <w:t>galucca.decoracion@gmail.co,</w:t>
+      </w:r>
+      <w:r>
+        <w:br/>
+        <w:t>errege.2005@yahoo.com.ar,</w:t>
+      </w:r>
+      <w:r>
+        <w:br/>
+        <w:t>mariano mesa &lt;estudiocincosentidos@gmail.com&gt;,</w:t>
+      </w:r>
+      <w:r>
+        <w:br/>
+      </w:r>
+      <w:proofErr w:type="spellStart"/>
+      <w:r>
+        <w:t>sabrina</w:t>
+      </w:r>
+      <w:proofErr w:type="spellEnd"/>
+      <w:r>
+        <w:t xml:space="preserve"> </w:t>
+      </w:r>
+      <w:proofErr w:type="spellStart"/>
+      <w:r>
+        <w:t>eugenia</w:t>
+      </w:r>
+      <w:proofErr w:type="spellEnd"/>
+      <w:r>
+        <w:t xml:space="preserve"> alonso &lt;alonsosabrina@hotmail.com&gt;,</w:t>
+      </w:r>
+      <w:r>
+        <w:br/>
+        <w:t>elmiradorcondorcios@gmail.com,</w:t>
+      </w:r>
+      <w:r>
+        <w:br/>
+        <w:t>Lucas Franco &lt;lucasfranc@gmail.com&gt;,</w:t>
+      </w:r>
+      <w:r>
+        <w:br/>
+        <w:t xml:space="preserve">Flor </w:t>
+      </w:r>
+      <w:proofErr w:type="spellStart"/>
+      <w:r>
+        <w:t>Puisys</w:t>
+      </w:r>
+      <w:proofErr w:type="spellEnd"/>
+      <w:r>
+        <w:t xml:space="preserve"> &lt;flor.puisys@hotmail.com&gt;,</w:t>
+      </w:r>
+      <w:r>
+        <w:br/>
+      </w:r>
+      <w:proofErr w:type="spellStart"/>
+      <w:r>
+        <w:t>frank</w:t>
+      </w:r>
+      <w:proofErr w:type="spellEnd"/>
+      <w:r>
+        <w:t xml:space="preserve"> </w:t>
+      </w:r>
+      <w:proofErr w:type="spellStart"/>
+      <w:r>
+        <w:t>gazzaneo</w:t>
+      </w:r>
+      <w:proofErr w:type="spellEnd"/>
+      <w:r>
+        <w:t xml:space="preserve"> &lt;fgazzaneo@yahoo.com&gt;,</w:t>
+      </w:r>
+      <w:r>
+        <w:br/>
+        <w:t>facudelcanto@gmail.com,</w:t>
+      </w:r>
+      <w:r>
+        <w:br/>
+        <w:t>José Ferraro &lt;ferraro.jose47@gmail.com&gt;,</w:t>
+      </w:r>
+      <w:r>
+        <w:br/>
+        <w:t>"guillermofrigidi@gmail.com" &lt;guillermofrigidi@gmail.com&gt;,</w:t>
+      </w:r>
+      <w:r>
+        <w:br/>
+      </w:r>
+      <w:r>
+        <w:lastRenderedPageBreak/>
+        <w:t>Gabriela Sol &lt;gabrielasol8@hotmail.com&gt;,</w:t>
+      </w:r>
+      <w:r>
+        <w:br/>
+        <w:t>Giselle Schmidt &lt;propiedadesschmidt@gmail.com&gt;,</w:t>
+      </w:r>
+      <w:r>
+        <w:br/>
+        <w:t>Gustavo Silvestre &lt;gsilvestrev@gmail.com&gt;,</w:t>
+      </w:r>
+      <w:r>
+        <w:br/>
+        <w:t>Marisa Hernández &lt;hernandezmarisaok@gmail.com&gt;,</w:t>
+      </w:r>
+    </w:p>
+    <w:p>
+      <w:r>
         <w:t>nancymarcelo@hotmail.com,</w:t>
       </w:r>
       <w:r>
@@ -202,7 +403,14 @@
       </w:r>
       <w:r>
         <w:br/>
-        <w:t>Administracion IMH &lt;administracion@imhsa.com.ar&gt;,</w:t>
+      </w:r>
+      <w:proofErr w:type="spellStart"/>
+      <w:r>
+        <w:t>Administracion</w:t>
+      </w:r>
+      <w:proofErr w:type="spellEnd"/>
+      <w:r>
+        <w:t xml:space="preserve"> IMH &lt;administracion@imhsa.com.ar&gt;,</w:t>
       </w:r>
       <w:r>
         <w:br/>
@@ -222,7 +430,15 @@
       </w:r>
       <w:r>
         <w:br/>
-        <w:t>Jorge Armerding &lt;metalurgicamarmol@yahoo.com.ar&gt;,</w:t>
+        <w:t xml:space="preserve">Jorge </w:t>
+      </w:r>
+      <w:proofErr w:type="spellStart"/>
+      <w:r>
+        <w:t>Armerding</w:t>
+      </w:r>
+      <w:proofErr w:type="spellEnd"/>
+      <w:r>
+        <w:t xml:space="preserve"> &lt;metalurgicamarmol@yahoo.com.ar&gt;,</w:t>
       </w:r>
       <w:r>
         <w:br/>
@@ -230,7 +446,15 @@
       </w:r>
       <w:r>
         <w:br/>
-        <w:t>Javier Nuñez Leyes &lt;javier.nunezleyes@gmail.com&gt;,</w:t>
+        <w:t xml:space="preserve">Javier </w:t>
+      </w:r>
+      <w:proofErr w:type="spellStart"/>
+      <w:r>
+        <w:t>Nuñez</w:t>
+      </w:r>
+      <w:proofErr w:type="spellEnd"/>
+      <w:r>
+        <w:t xml:space="preserve"> Leyes &lt;javier.nunezleyes@gmail.com&gt;,</w:t>
       </w:r>
       <w:r>
         <w:br/>
@@ -262,11 +486,26 @@
       </w:r>
       <w:r>
         <w:br/>
-        <w:t>Matias Puente &lt;matiasepuente@gmail.com&gt;,</w:t>
-      </w:r>
-      <w:r>
-        <w:br/>
-        <w:t>Patricia Cadahia &lt;patocadahia@gmail.com&gt;,</w:t>
+      </w:r>
+      <w:proofErr w:type="spellStart"/>
+      <w:r>
+        <w:t>Matias</w:t>
+      </w:r>
+      <w:proofErr w:type="spellEnd"/>
+      <w:r>
+        <w:t xml:space="preserve"> Puente &lt;matiasepuente@gmail.com&gt;,</w:t>
+      </w:r>
+      <w:r>
+        <w:br/>
+        <w:t xml:space="preserve">Patricia </w:t>
+      </w:r>
+      <w:proofErr w:type="spellStart"/>
+      <w:r>
+        <w:t>Cadahia</w:t>
+      </w:r>
+      <w:proofErr w:type="spellEnd"/>
+      <w:r>
+        <w:t xml:space="preserve"> &lt;patocadahia@gmail.com&gt;,</w:t>
       </w:r>
       <w:r>
         <w:br/>
@@ -305,15 +544,37 @@
       </w:r>
       <w:r>
         <w:br/>
-        <w:t>ruben rosales &lt;rubenrosales@live.com.ar&gt;,</w:t>
-      </w:r>
-      <w:r>
-        <w:br/>
-        <w:t>Silvina Ravazzani &lt;silvinaravazzani@hotmail.com&gt;,</w:t>
-      </w:r>
-      <w:r>
-        <w:br/>
-        <w:t>Rocio Soria &lt;rociosoria2008@hotmail.com&gt;,</w:t>
+      </w:r>
+      <w:proofErr w:type="spellStart"/>
+      <w:r>
+        <w:t>ruben</w:t>
+      </w:r>
+      <w:proofErr w:type="spellEnd"/>
+      <w:r>
+        <w:t xml:space="preserve"> rosales &lt;rubenrosales@live.com.ar&gt;,</w:t>
+      </w:r>
+      <w:r>
+        <w:br/>
+        <w:t xml:space="preserve">Silvina </w:t>
+      </w:r>
+      <w:proofErr w:type="spellStart"/>
+      <w:r>
+        <w:t>Ravazzani</w:t>
+      </w:r>
+      <w:proofErr w:type="spellEnd"/>
+      <w:r>
+        <w:t xml:space="preserve"> &lt;silvinaravazzani@hotmail.com&gt;,</w:t>
+      </w:r>
+      <w:r>
+        <w:br/>
+      </w:r>
+      <w:proofErr w:type="spellStart"/>
+      <w:r>
+        <w:t>Rocio</w:t>
+      </w:r>
+      <w:proofErr w:type="spellEnd"/>
+      <w:r>
+        <w:t xml:space="preserve"> Soria &lt;rociosoria2008@hotmail.com&gt;,</w:t>
       </w:r>
       <w:r>
         <w:br/>
@@ -325,11 +586,34 @@
       </w:r>
       <w:r>
         <w:br/>
-        <w:t>veronica &lt;veroluciano@hotmail.com&gt;,</w:t>
-      </w:r>
-      <w:r>
-        <w:br/>
-        <w:t>Alejandra Veronica Garcia &lt;Alejandra.Garcia@newsan.com.ar&gt;,</w:t>
+      </w:r>
+      <w:proofErr w:type="spellStart"/>
+      <w:r>
+        <w:t>veronica</w:t>
+      </w:r>
+      <w:proofErr w:type="spellEnd"/>
+      <w:r>
+        <w:t xml:space="preserve"> &lt;veroluciano@hotmail.com&gt;,</w:t>
+      </w:r>
+      <w:r>
+        <w:br/>
+        <w:t xml:space="preserve">Alejandra </w:t>
+      </w:r>
+      <w:proofErr w:type="spellStart"/>
+      <w:r>
+        <w:t>Veronica</w:t>
+      </w:r>
+      <w:proofErr w:type="spellEnd"/>
+      <w:r>
+        <w:t xml:space="preserve"> </w:t>
+      </w:r>
+      <w:proofErr w:type="spellStart"/>
+      <w:r>
+        <w:t>Garcia</w:t>
+      </w:r>
+      <w:proofErr w:type="spellEnd"/>
+      <w:r>
+        <w:t xml:space="preserve"> &lt;Alejandra.Garcia@newsan.com.ar&gt;,</w:t>
       </w:r>
       <w:r>
         <w:br/>
@@ -345,7 +629,18 @@
       </w:r>
       <w:r>
         <w:br/>
-        <w:t>Christian Fernandez | MD y Asociados &lt;Christian.Fernandez@mdyasociados.com.ar&gt;,</w:t>
+      </w:r>
+      <w:r>
+        <w:lastRenderedPageBreak/>
+        <w:t xml:space="preserve">Christian </w:t>
+      </w:r>
+      <w:proofErr w:type="spellStart"/>
+      <w:r>
+        <w:t>Fernandez</w:t>
+      </w:r>
+      <w:proofErr w:type="spellEnd"/>
+      <w:r>
+        <w:t xml:space="preserve"> | MD y Asociados &lt;Christian.Fernandez@mdyasociados.com.ar&gt;,</w:t>
       </w:r>
       <w:r>
         <w:br/>
@@ -364,7 +659,6 @@
     </w:p>
     <w:p>
       <w:r>
-        <w:lastRenderedPageBreak/>
         <w:t>cristianfernandez120115@gmail.com</w:t>
       </w:r>
       <w:r>
@@ -388,11 +682,27 @@
       </w:r>
       <w:r>
         <w:br/>
-        <w:t>Nicolas Nitto &lt;nitt08465@gmail.com&gt;,</w:t>
-      </w:r>
-      <w:r>
-        <w:br/>
-        <w:t>Noelia Slaven &lt;noeliaslavencm@gmail.com&gt;,</w:t>
+        <w:t xml:space="preserve">Nicolas </w:t>
+      </w:r>
+      <w:proofErr w:type="spellStart"/>
+      <w:r>
+        <w:t>Nitto</w:t>
+      </w:r>
+      <w:proofErr w:type="spellEnd"/>
+      <w:r>
+        <w:t xml:space="preserve"> &lt;nitt08465@gmail.com&gt;,</w:t>
+      </w:r>
+      <w:r>
+        <w:br/>
+        <w:t xml:space="preserve">Noelia </w:t>
+      </w:r>
+      <w:proofErr w:type="spellStart"/>
+      <w:r>
+        <w:t>Slaven</w:t>
+      </w:r>
+      <w:proofErr w:type="spellEnd"/>
+      <w:r>
+        <w:t xml:space="preserve"> &lt;noeliaslavencm@gmail.com&gt;,</w:t>
       </w:r>
       <w:r>
         <w:br/>
@@ -400,7 +710,23 @@
       </w:r>
       <w:r>
         <w:br/>
-        <w:t>"Anchipi, Gaston Nicolas" &lt;ganchipi@segurosrivadavia.com&gt;,</w:t>
+        <w:t>"</w:t>
+      </w:r>
+      <w:proofErr w:type="spellStart"/>
+      <w:r>
+        <w:t>Anchipi</w:t>
+      </w:r>
+      <w:proofErr w:type="spellEnd"/>
+      <w:r>
+        <w:t xml:space="preserve">, </w:t>
+      </w:r>
+      <w:proofErr w:type="spellStart"/>
+      <w:r>
+        <w:t>Gaston</w:t>
+      </w:r>
+      <w:proofErr w:type="spellEnd"/>
+      <w:r>
+        <w:t xml:space="preserve"> Nicolas" &lt;ganchipi@segurosrivadavia.com&gt;,</w:t>
       </w:r>
       <w:r>
         <w:br/>
@@ -412,7 +738,15 @@
       </w:r>
       <w:r>
         <w:br/>
-        <w:t>Lili Ferraggi &lt;liferraggi@gmail.com&gt;,</w:t>
+        <w:t xml:space="preserve">Lili </w:t>
+      </w:r>
+      <w:proofErr w:type="spellStart"/>
+      <w:r>
+        <w:t>Ferraggi</w:t>
+      </w:r>
+      <w:proofErr w:type="spellEnd"/>
+      <w:r>
+        <w:t xml:space="preserve"> &lt;liferraggi@gmail.com&gt;,</w:t>
       </w:r>
       <w:r>
         <w:br/>
@@ -436,7 +770,15 @@
       </w:r>
       <w:r>
         <w:br/>
-        <w:t>Gabriel Chehab &lt;ga_chehab@hotmail.com&gt;,</w:t>
+        <w:t xml:space="preserve">Gabriel </w:t>
+      </w:r>
+      <w:proofErr w:type="spellStart"/>
+      <w:r>
+        <w:t>Chehab</w:t>
+      </w:r>
+      <w:proofErr w:type="spellEnd"/>
+      <w:r>
+        <w:t xml:space="preserve"> &lt;ga_chehab@hotmail.com&gt;,</w:t>
       </w:r>
       <w:r>
         <w:br/>
@@ -454,7 +796,7 @@
 </file>
 
 <file path=word/styles.xml><?xml version="1.0" encoding="utf-8"?>
-<w:styles xmlns:mc="http://schemas.openxmlformats.org/markup-compatibility/2006" xmlns:r="http://schemas.openxmlformats.org/officeDocument/2006/relationships" xmlns:w="http://schemas.openxmlformats.org/wordprocessingml/2006/main" xmlns:w14="http://schemas.microsoft.com/office/word/2010/wordml" xmlns:w15="http://schemas.microsoft.com/office/word/2012/wordml" xmlns:w16cex="http://schemas.microsoft.com/office/word/2018/wordml/cex" xmlns:w16cid="http://schemas.microsoft.com/office/word/2016/wordml/cid" xmlns:w16="http://schemas.microsoft.com/office/word/2018/wordml" xmlns:w16du="http://schemas.microsoft.com/office/word/2023/wordml/word16du" xmlns:w16sdtdh="http://schemas.microsoft.com/office/word/2020/wordml/sdtdatahash" xmlns:w16sdtfl="http://schemas.microsoft.com/office/word/2024/wordml/sdtformatlock" xmlns:w16se="http://schemas.microsoft.com/office/word/2015/wordml/symex" mc:Ignorable="w14 w15 w16se w16cid w16 w16cex w16sdtdh w16sdtfl w16du">
+<w:styles xmlns:mc="http://schemas.openxmlformats.org/markup-compatibility/2006" xmlns:r="http://schemas.openxmlformats.org/officeDocument/2006/relationships" xmlns:w="http://schemas.openxmlformats.org/wordprocessingml/2006/main" xmlns:w14="http://schemas.microsoft.com/office/word/2010/wordml" xmlns:w15="http://schemas.microsoft.com/office/word/2012/wordml" xmlns:w16cex="http://schemas.microsoft.com/office/word/2018/wordml/cex" xmlns:w16cid="http://schemas.microsoft.com/office/word/2016/wordml/cid" xmlns:w16="http://schemas.microsoft.com/office/word/2018/wordml" xmlns:w16sdtdh="http://schemas.microsoft.com/office/word/2020/wordml/sdtdatahash" xmlns:w16se="http://schemas.microsoft.com/office/word/2015/wordml/symex" mc:Ignorable="w14 w15 w16se w16cid w16 w16cex w16sdtdh">
   <w:docDefaults>
     <w:rPrDefault>
       <w:rPr>

--- a/2026/EL MIRADOR/Lista de mails.docx
+++ b/2026/EL MIRADOR/Lista de mails.docx
@@ -1,6 +1,6 @@
 
 <file path=word/document.xml><?xml version="1.0" encoding="utf-8"?>
-<w:document xmlns:wpc="http://schemas.microsoft.com/office/word/2010/wordprocessingCanvas" xmlns:cx="http://schemas.microsoft.com/office/drawing/2014/chartex" xmlns:cx1="http://schemas.microsoft.com/office/drawing/2015/9/8/chartex" xmlns:cx2="http://schemas.microsoft.com/office/drawing/2015/10/21/chartex" xmlns:cx3="http://schemas.microsoft.com/office/drawing/2016/5/9/chartex" xmlns:cx4="http://schemas.microsoft.com/office/drawing/2016/5/10/chartex" xmlns:cx5="http://schemas.microsoft.com/office/drawing/2016/5/11/chartex" xmlns:cx6="http://schemas.microsoft.com/office/drawing/2016/5/12/chartex" xmlns:cx7="http://schemas.microsoft.com/office/drawing/2016/5/13/chartex" xmlns:cx8="http://schemas.microsoft.com/office/drawing/2016/5/14/chartex" xmlns:mc="http://schemas.openxmlformats.org/markup-compatibility/2006" xmlns:aink="http://schemas.microsoft.com/office/drawing/2016/ink" xmlns:am3d="http://schemas.microsoft.com/office/drawing/2017/model3d" xmlns:o="urn:schemas-microsoft-com:office:office" xmlns:r="http://schemas.openxmlformats.org/officeDocument/2006/relationships" xmlns:m="http://schemas.openxmlformats.org/officeDocument/2006/math" xmlns:v="urn:schemas-microsoft-com:vml" xmlns:wp14="http://schemas.microsoft.com/office/word/2010/wordprocessingDrawing" xmlns:wp="http://schemas.openxmlformats.org/drawingml/2006/wordprocessingDrawing" xmlns:w10="urn:schemas-microsoft-com:office:word" xmlns:w="http://schemas.openxmlformats.org/wordprocessingml/2006/main" xmlns:w14="http://schemas.microsoft.com/office/word/2010/wordml" xmlns:w15="http://schemas.microsoft.com/office/word/2012/wordml" xmlns:w16cex="http://schemas.microsoft.com/office/word/2018/wordml/cex" xmlns:w16cid="http://schemas.microsoft.com/office/word/2016/wordml/cid" xmlns:w16="http://schemas.microsoft.com/office/word/2018/wordml" xmlns:w16sdtdh="http://schemas.microsoft.com/office/word/2020/wordml/sdtdatahash" xmlns:w16se="http://schemas.microsoft.com/office/word/2015/wordml/symex" xmlns:wpg="http://schemas.microsoft.com/office/word/2010/wordprocessingGroup" xmlns:wpi="http://schemas.microsoft.com/office/word/2010/wordprocessingInk" xmlns:wne="http://schemas.microsoft.com/office/word/2006/wordml" xmlns:wps="http://schemas.microsoft.com/office/word/2010/wordprocessingShape" mc:Ignorable="w14 w15 w16se w16cid w16 w16cex w16sdtdh wp14">
+<w:document xmlns:wpc="http://schemas.microsoft.com/office/word/2010/wordprocessingCanvas" xmlns:cx="http://schemas.microsoft.com/office/drawing/2014/chartex" xmlns:cx1="http://schemas.microsoft.com/office/drawing/2015/9/8/chartex" xmlns:cx2="http://schemas.microsoft.com/office/drawing/2015/10/21/chartex" xmlns:cx3="http://schemas.microsoft.com/office/drawing/2016/5/9/chartex" xmlns:cx4="http://schemas.microsoft.com/office/drawing/2016/5/10/chartex" xmlns:cx5="http://schemas.microsoft.com/office/drawing/2016/5/11/chartex" xmlns:cx6="http://schemas.microsoft.com/office/drawing/2016/5/12/chartex" xmlns:cx7="http://schemas.microsoft.com/office/drawing/2016/5/13/chartex" xmlns:cx8="http://schemas.microsoft.com/office/drawing/2016/5/14/chartex" xmlns:mc="http://schemas.openxmlformats.org/markup-compatibility/2006" xmlns:aink="http://schemas.microsoft.com/office/drawing/2016/ink" xmlns:am3d="http://schemas.microsoft.com/office/drawing/2017/model3d" xmlns:o="urn:schemas-microsoft-com:office:office" xmlns:oel="http://schemas.microsoft.com/office/2019/extlst" xmlns:r="http://schemas.openxmlformats.org/officeDocument/2006/relationships" xmlns:m="http://schemas.openxmlformats.org/officeDocument/2006/math" xmlns:v="urn:schemas-microsoft-com:vml" xmlns:wp14="http://schemas.microsoft.com/office/word/2010/wordprocessingDrawing" xmlns:wp="http://schemas.openxmlformats.org/drawingml/2006/wordprocessingDrawing" xmlns:w10="urn:schemas-microsoft-com:office:word" xmlns:w="http://schemas.openxmlformats.org/wordprocessingml/2006/main" xmlns:w14="http://schemas.microsoft.com/office/word/2010/wordml" xmlns:w15="http://schemas.microsoft.com/office/word/2012/wordml" xmlns:w16cex="http://schemas.microsoft.com/office/word/2018/wordml/cex" xmlns:w16cid="http://schemas.microsoft.com/office/word/2016/wordml/cid" xmlns:w16="http://schemas.microsoft.com/office/word/2018/wordml" xmlns:w16du="http://schemas.microsoft.com/office/word/2023/wordml/word16du" xmlns:w16sdtdh="http://schemas.microsoft.com/office/word/2020/wordml/sdtdatahash" xmlns:w16sdtfl="http://schemas.microsoft.com/office/word/2024/wordml/sdtformatlock" xmlns:w16se="http://schemas.microsoft.com/office/word/2015/wordml/symex" xmlns:wpg="http://schemas.microsoft.com/office/word/2010/wordprocessingGroup" xmlns:wpi="http://schemas.microsoft.com/office/word/2010/wordprocessingInk" xmlns:wne="http://schemas.microsoft.com/office/word/2006/wordml" xmlns:wps="http://schemas.microsoft.com/office/word/2010/wordprocessingShape" mc:Ignorable="w14 w15 w16se w16cid w16 w16cex w16sdtdh w16sdtfl w16du wp14">
   <w:body>
     <w:p>
       <w:r>
@@ -12,15 +12,7 @@
       </w:r>
       <w:r>
         <w:br/>
-        <w:t xml:space="preserve">Stella </w:t>
-      </w:r>
-      <w:proofErr w:type="spellStart"/>
-      <w:r>
-        <w:t>Balduzzi</w:t>
-      </w:r>
-      <w:proofErr w:type="spellEnd"/>
-      <w:r>
-        <w:t xml:space="preserve"> &lt;stellabalduzzi@yahoo.com.ar&gt;,</w:t>
+        <w:t>Stella Balduzzi &lt;stellabalduzzi@yahoo.com.ar&gt;,</w:t>
       </w:r>
       <w:r>
         <w:br/>
@@ -40,57 +32,19 @@
       </w:r>
       <w:r>
         <w:br/>
-      </w:r>
-      <w:proofErr w:type="spellStart"/>
-      <w:r>
-        <w:t>Ailen</w:t>
-      </w:r>
-      <w:proofErr w:type="spellEnd"/>
-      <w:r>
-        <w:t xml:space="preserve"> Argentino &lt;ailenargentino97@hotmail.com&gt;,</w:t>
-      </w:r>
-      <w:r>
-        <w:br/>
-        <w:t xml:space="preserve">Christian Emmanuel </w:t>
-      </w:r>
-      <w:proofErr w:type="spellStart"/>
-      <w:r>
-        <w:t>Trybulski</w:t>
-      </w:r>
-      <w:proofErr w:type="spellEnd"/>
-      <w:r>
-        <w:t xml:space="preserve"> &lt;christian.trybulski@gmail.com&gt;,</w:t>
-      </w:r>
-      <w:r>
-        <w:br/>
-        <w:t xml:space="preserve">Giuliana </w:t>
-      </w:r>
-      <w:proofErr w:type="spellStart"/>
-      <w:r>
-        <w:t>Corrieri</w:t>
-      </w:r>
-      <w:proofErr w:type="spellEnd"/>
-      <w:r>
-        <w:t xml:space="preserve"> &lt;giulianacorrieri@gmail.com&gt;,</w:t>
-      </w:r>
-      <w:r>
-        <w:br/>
-      </w:r>
-      <w:proofErr w:type="spellStart"/>
-      <w:r>
-        <w:t>daniela</w:t>
-      </w:r>
-      <w:proofErr w:type="spellEnd"/>
-      <w:r>
-        <w:t xml:space="preserve"> </w:t>
-      </w:r>
-      <w:proofErr w:type="spellStart"/>
-      <w:r>
-        <w:t>cuzzolino</w:t>
-      </w:r>
-      <w:proofErr w:type="spellEnd"/>
-      <w:r>
-        <w:t xml:space="preserve"> &lt;cuzzolinodaniela@gmail.com&gt;,</w:t>
+        <w:t>Ailen Argentino &lt;ailenargentino97@hotmail.com&gt;,</w:t>
+      </w:r>
+      <w:r>
+        <w:br/>
+        <w:t>Christian Emmanuel Trybulski &lt;christian.trybulski@gmail.com&gt;,</w:t>
+      </w:r>
+      <w:r>
+        <w:br/>
+        <w:t>Giuliana Corrieri &lt;giulianacorrieri@gmail.com&gt;,</w:t>
+      </w:r>
+      <w:r>
+        <w:br/>
+        <w:t>daniela cuzzolino &lt;cuzzolinodaniela@gmail.com&gt;,</w:t>
       </w:r>
       <w:r>
         <w:br/>
@@ -98,34 +52,11 @@
       </w:r>
       <w:r>
         <w:br/>
-      </w:r>
-      <w:proofErr w:type="spellStart"/>
-      <w:r>
-        <w:t>Carames</w:t>
-      </w:r>
-      <w:proofErr w:type="spellEnd"/>
-      <w:r>
-        <w:t xml:space="preserve"> bienes </w:t>
-      </w:r>
-      <w:proofErr w:type="spellStart"/>
-      <w:r>
-        <w:t>raices</w:t>
-      </w:r>
-      <w:proofErr w:type="spellEnd"/>
-      <w:r>
-        <w:t xml:space="preserve"> &lt;caramesbr@live.com.ar&gt;,</w:t>
-      </w:r>
-      <w:r>
-        <w:br/>
-        <w:t xml:space="preserve">Carlos </w:t>
-      </w:r>
-      <w:proofErr w:type="spellStart"/>
-      <w:r>
-        <w:t>Rodriguez</w:t>
-      </w:r>
-      <w:proofErr w:type="spellEnd"/>
-      <w:r>
-        <w:t xml:space="preserve"> &lt;camr.argentina@gmail.com&gt;,</w:t>
+        <w:t>Carames bienes raices &lt;caramesbr@live.com.ar&gt;,</w:t>
+      </w:r>
+      <w:r>
+        <w:br/>
+        <w:t>Carlos Rodriguez &lt;camr.argentina@gmail.com&gt;,</w:t>
       </w:r>
     </w:p>
     <w:p>
@@ -141,117 +72,27 @@
       </w:r>
       <w:r>
         <w:br/>
-        <w:t xml:space="preserve">Alejandra </w:t>
-      </w:r>
-      <w:proofErr w:type="spellStart"/>
-      <w:r>
-        <w:t>Veronica</w:t>
-      </w:r>
-      <w:proofErr w:type="spellEnd"/>
-      <w:r>
-        <w:t xml:space="preserve"> </w:t>
-      </w:r>
-      <w:proofErr w:type="spellStart"/>
-      <w:r>
-        <w:t>Garcia</w:t>
-      </w:r>
-      <w:proofErr w:type="spellEnd"/>
-      <w:r>
-        <w:t xml:space="preserve"> &lt;garciaalejandraveronica@gmail.com&gt;,</w:t>
-      </w:r>
-      <w:r>
-        <w:br/>
-      </w:r>
-      <w:proofErr w:type="spellStart"/>
-      <w:r>
-        <w:t>alejandro</w:t>
-      </w:r>
-      <w:proofErr w:type="spellEnd"/>
-      <w:r>
-        <w:t xml:space="preserve"> </w:t>
-      </w:r>
-      <w:proofErr w:type="spellStart"/>
-      <w:r>
-        <w:t>fanjul</w:t>
-      </w:r>
-      <w:proofErr w:type="spellEnd"/>
-      <w:r>
-        <w:t xml:space="preserve"> &lt;al2fanjul@gmail.com&gt;,</w:t>
-      </w:r>
-      <w:r>
-        <w:br/>
-        <w:t xml:space="preserve">Alexia </w:t>
-      </w:r>
-      <w:proofErr w:type="spellStart"/>
-      <w:r>
-        <w:t>Mazzia</w:t>
-      </w:r>
-      <w:proofErr w:type="spellEnd"/>
-      <w:r>
-        <w:t xml:space="preserve"> &lt;alexiamazzia@gmail.com&gt;,</w:t>
-      </w:r>
-      <w:r>
-        <w:br/>
-        <w:t>"</w:t>
-      </w:r>
-      <w:proofErr w:type="spellStart"/>
-      <w:r>
-        <w:t>Frontale</w:t>
-      </w:r>
-      <w:proofErr w:type="spellEnd"/>
-      <w:r>
-        <w:t>, Federico Carlos" &lt;federicofrontale@macro.com.ar&gt;,</w:t>
-      </w:r>
-      <w:r>
-        <w:br/>
-      </w:r>
-      <w:proofErr w:type="spellStart"/>
-      <w:r>
-        <w:t>ana</w:t>
-      </w:r>
-      <w:proofErr w:type="spellEnd"/>
-      <w:r>
-        <w:t xml:space="preserve"> </w:t>
-      </w:r>
-      <w:proofErr w:type="spellStart"/>
-      <w:r>
-        <w:t>laura</w:t>
-      </w:r>
-      <w:proofErr w:type="spellEnd"/>
-      <w:r>
-        <w:t xml:space="preserve"> </w:t>
-      </w:r>
-      <w:proofErr w:type="spellStart"/>
-      <w:r>
-        <w:t>cardozo</w:t>
-      </w:r>
-      <w:proofErr w:type="spellEnd"/>
-      <w:r>
-        <w:t xml:space="preserve"> &lt;laura-cardozo@live.com.ar&gt;,</w:t>
-      </w:r>
-      <w:r>
-        <w:br/>
-        <w:t>"</w:t>
-      </w:r>
-      <w:proofErr w:type="spellStart"/>
-      <w:r>
-        <w:t>Campelo</w:t>
-      </w:r>
-      <w:proofErr w:type="spellEnd"/>
-      <w:r>
-        <w:t>, Mariano" &lt;mariano.campelo@aubasa.com.ar&gt;,</w:t>
-      </w:r>
-      <w:r>
-        <w:br/>
-        <w:t xml:space="preserve">Julieta </w:t>
-      </w:r>
-      <w:proofErr w:type="spellStart"/>
-      <w:r>
-        <w:t>Damiano</w:t>
-      </w:r>
-      <w:proofErr w:type="spellEnd"/>
-      <w:r>
-        <w:t xml:space="preserve"> &lt;julietadamiano@gmail.com&gt;,</w:t>
+        <w:t>Alejandra Veronica Garcia &lt;garciaalejandraveronica@gmail.com&gt;,</w:t>
+      </w:r>
+      <w:r>
+        <w:br/>
+        <w:t>alejandro fanjul &lt;al2fanjul@gmail.com&gt;,</w:t>
+      </w:r>
+      <w:r>
+        <w:br/>
+        <w:t>Alexia Mazzia &lt;alexiamazzia@gmail.com&gt;,</w:t>
+      </w:r>
+      <w:r>
+        <w:br/>
+        <w:t>ana laura cardozo &lt;laura-cardozo@live.com.ar&gt;,</w:t>
+      </w:r>
+      <w:r>
+        <w:br/>
+        <w:t>"Campelo, Mariano" &lt;mariano.campelo@aubasa.com.ar&gt;,</w:t>
+      </w:r>
+      <w:r>
+        <w:br/>
+        <w:t>Julieta Damiano &lt;julietadamiano@gmail.com&gt;,</w:t>
       </w:r>
       <w:r>
         <w:br/>
@@ -305,22 +146,7 @@
       </w:r>
       <w:r>
         <w:br/>
-      </w:r>
-      <w:proofErr w:type="spellStart"/>
-      <w:r>
-        <w:t>sabrina</w:t>
-      </w:r>
-      <w:proofErr w:type="spellEnd"/>
-      <w:r>
-        <w:t xml:space="preserve"> </w:t>
-      </w:r>
-      <w:proofErr w:type="spellStart"/>
-      <w:r>
-        <w:t>eugenia</w:t>
-      </w:r>
-      <w:proofErr w:type="spellEnd"/>
-      <w:r>
-        <w:t xml:space="preserve"> alonso &lt;alonsosabrina@hotmail.com&gt;,</w:t>
+        <w:t>sabrina eugenia alonso &lt;alonsosabrina@hotmail.com&gt;,</w:t>
       </w:r>
       <w:r>
         <w:br/>
@@ -332,34 +158,11 @@
       </w:r>
       <w:r>
         <w:br/>
-        <w:t xml:space="preserve">Flor </w:t>
-      </w:r>
-      <w:proofErr w:type="spellStart"/>
-      <w:r>
-        <w:t>Puisys</w:t>
-      </w:r>
-      <w:proofErr w:type="spellEnd"/>
-      <w:r>
-        <w:t xml:space="preserve"> &lt;flor.puisys@hotmail.com&gt;,</w:t>
-      </w:r>
-      <w:r>
-        <w:br/>
-      </w:r>
-      <w:proofErr w:type="spellStart"/>
-      <w:r>
-        <w:t>frank</w:t>
-      </w:r>
-      <w:proofErr w:type="spellEnd"/>
-      <w:r>
-        <w:t xml:space="preserve"> </w:t>
-      </w:r>
-      <w:proofErr w:type="spellStart"/>
-      <w:r>
-        <w:t>gazzaneo</w:t>
-      </w:r>
-      <w:proofErr w:type="spellEnd"/>
-      <w:r>
-        <w:t xml:space="preserve"> &lt;fgazzaneo@yahoo.com&gt;,</w:t>
+        <w:t>Flor Puisys &lt;flor.puisys@hotmail.com&gt;,</w:t>
+      </w:r>
+      <w:r>
+        <w:br/>
+        <w:t>frank gazzaneo &lt;fgazzaneo@yahoo.com&gt;,</w:t>
       </w:r>
       <w:r>
         <w:br/>
@@ -375,13 +178,13 @@
       </w:r>
       <w:r>
         <w:br/>
+        <w:t>Gabriela Sol &lt;gabrielasol8@hotmail.com&gt;,</w:t>
+      </w:r>
+      <w:r>
+        <w:br/>
       </w:r>
       <w:r>
         <w:lastRenderedPageBreak/>
-        <w:t>Gabriela Sol &lt;gabrielasol8@hotmail.com&gt;,</w:t>
-      </w:r>
-      <w:r>
-        <w:br/>
         <w:t>Giselle Schmidt &lt;propiedadesschmidt@gmail.com&gt;,</w:t>
       </w:r>
       <w:r>
@@ -403,14 +206,7 @@
       </w:r>
       <w:r>
         <w:br/>
-      </w:r>
-      <w:proofErr w:type="spellStart"/>
-      <w:r>
-        <w:t>Administracion</w:t>
-      </w:r>
-      <w:proofErr w:type="spellEnd"/>
-      <w:r>
-        <w:t xml:space="preserve"> IMH &lt;administracion@imhsa.com.ar&gt;,</w:t>
+        <w:t>Administracion IMH &lt;administracion@imhsa.com.ar&gt;,</w:t>
       </w:r>
       <w:r>
         <w:br/>
@@ -430,15 +226,7 @@
       </w:r>
       <w:r>
         <w:br/>
-        <w:t xml:space="preserve">Jorge </w:t>
-      </w:r>
-      <w:proofErr w:type="spellStart"/>
-      <w:r>
-        <w:t>Armerding</w:t>
-      </w:r>
-      <w:proofErr w:type="spellEnd"/>
-      <w:r>
-        <w:t xml:space="preserve"> &lt;metalurgicamarmol@yahoo.com.ar&gt;,</w:t>
+        <w:t>Jorge Armerding &lt;metalurgicamarmol@yahoo.com.ar&gt;,</w:t>
       </w:r>
       <w:r>
         <w:br/>
@@ -446,15 +234,7 @@
       </w:r>
       <w:r>
         <w:br/>
-        <w:t xml:space="preserve">Javier </w:t>
-      </w:r>
-      <w:proofErr w:type="spellStart"/>
-      <w:r>
-        <w:t>Nuñez</w:t>
-      </w:r>
-      <w:proofErr w:type="spellEnd"/>
-      <w:r>
-        <w:t xml:space="preserve"> Leyes &lt;javier.nunezleyes@gmail.com&gt;,</w:t>
+        <w:t>Javier Nuñez Leyes &lt;javier.nunezleyes@gmail.com&gt;,</w:t>
       </w:r>
       <w:r>
         <w:br/>
@@ -486,26 +266,11 @@
       </w:r>
       <w:r>
         <w:br/>
-      </w:r>
-      <w:proofErr w:type="spellStart"/>
-      <w:r>
-        <w:t>Matias</w:t>
-      </w:r>
-      <w:proofErr w:type="spellEnd"/>
-      <w:r>
-        <w:t xml:space="preserve"> Puente &lt;matiasepuente@gmail.com&gt;,</w:t>
-      </w:r>
-      <w:r>
-        <w:br/>
-        <w:t xml:space="preserve">Patricia </w:t>
-      </w:r>
-      <w:proofErr w:type="spellStart"/>
-      <w:r>
-        <w:t>Cadahia</w:t>
-      </w:r>
-      <w:proofErr w:type="spellEnd"/>
-      <w:r>
-        <w:t xml:space="preserve"> &lt;patocadahia@gmail.com&gt;,</w:t>
+        <w:t>Matias Puente &lt;matiasepuente@gmail.com&gt;,</w:t>
+      </w:r>
+      <w:r>
+        <w:br/>
+        <w:t>Patricia Cadahia &lt;patocadahia@gmail.com&gt;,</w:t>
       </w:r>
       <w:r>
         <w:br/>
@@ -544,37 +309,15 @@
       </w:r>
       <w:r>
         <w:br/>
-      </w:r>
-      <w:proofErr w:type="spellStart"/>
-      <w:r>
-        <w:t>ruben</w:t>
-      </w:r>
-      <w:proofErr w:type="spellEnd"/>
-      <w:r>
-        <w:t xml:space="preserve"> rosales &lt;rubenrosales@live.com.ar&gt;,</w:t>
-      </w:r>
-      <w:r>
-        <w:br/>
-        <w:t xml:space="preserve">Silvina </w:t>
-      </w:r>
-      <w:proofErr w:type="spellStart"/>
-      <w:r>
-        <w:t>Ravazzani</w:t>
-      </w:r>
-      <w:proofErr w:type="spellEnd"/>
-      <w:r>
-        <w:t xml:space="preserve"> &lt;silvinaravazzani@hotmail.com&gt;,</w:t>
-      </w:r>
-      <w:r>
-        <w:br/>
-      </w:r>
-      <w:proofErr w:type="spellStart"/>
-      <w:r>
-        <w:t>Rocio</w:t>
-      </w:r>
-      <w:proofErr w:type="spellEnd"/>
-      <w:r>
-        <w:t xml:space="preserve"> Soria &lt;rociosoria2008@hotmail.com&gt;,</w:t>
+        <w:t>ruben rosales &lt;rubenrosales@live.com.ar&gt;,</w:t>
+      </w:r>
+      <w:r>
+        <w:br/>
+        <w:t>Silvina Ravazzani &lt;silvinaravazzani@hotmail.com&gt;,</w:t>
+      </w:r>
+      <w:r>
+        <w:br/>
+        <w:t>Rocio Soria &lt;rociosoria2008@hotmail.com&gt;,</w:t>
       </w:r>
       <w:r>
         <w:br/>
@@ -586,34 +329,11 @@
       </w:r>
       <w:r>
         <w:br/>
-      </w:r>
-      <w:proofErr w:type="spellStart"/>
-      <w:r>
-        <w:t>veronica</w:t>
-      </w:r>
-      <w:proofErr w:type="spellEnd"/>
-      <w:r>
-        <w:t xml:space="preserve"> &lt;veroluciano@hotmail.com&gt;,</w:t>
-      </w:r>
-      <w:r>
-        <w:br/>
-        <w:t xml:space="preserve">Alejandra </w:t>
-      </w:r>
-      <w:proofErr w:type="spellStart"/>
-      <w:r>
-        <w:t>Veronica</w:t>
-      </w:r>
-      <w:proofErr w:type="spellEnd"/>
-      <w:r>
-        <w:t xml:space="preserve"> </w:t>
-      </w:r>
-      <w:proofErr w:type="spellStart"/>
-      <w:r>
-        <w:t>Garcia</w:t>
-      </w:r>
-      <w:proofErr w:type="spellEnd"/>
-      <w:r>
-        <w:t xml:space="preserve"> &lt;Alejandra.Garcia@newsan.com.ar&gt;,</w:t>
+        <w:t>veronica &lt;veroluciano@hotmail.com&gt;,</w:t>
+      </w:r>
+      <w:r>
+        <w:br/>
+        <w:t>Alejandra Veronica Garcia &lt;Alejandra.Garcia@newsan.com.ar&gt;,</w:t>
       </w:r>
       <w:r>
         <w:br/>
@@ -629,18 +349,7 @@
       </w:r>
       <w:r>
         <w:br/>
-      </w:r>
-      <w:r>
-        <w:lastRenderedPageBreak/>
-        <w:t xml:space="preserve">Christian </w:t>
-      </w:r>
-      <w:proofErr w:type="spellStart"/>
-      <w:r>
-        <w:t>Fernandez</w:t>
-      </w:r>
-      <w:proofErr w:type="spellEnd"/>
-      <w:r>
-        <w:t xml:space="preserve"> | MD y Asociados &lt;Christian.Fernandez@mdyasociados.com.ar&gt;,</w:t>
+        <w:t>Christian Fernandez | MD y Asociados &lt;Christian.Fernandez@mdyasociados.com.ar&gt;,</w:t>
       </w:r>
       <w:r>
         <w:br/>
@@ -659,6 +368,7 @@
     </w:p>
     <w:p>
       <w:r>
+        <w:lastRenderedPageBreak/>
         <w:t>cristianfernandez120115@gmail.com</w:t>
       </w:r>
       <w:r>
@@ -682,27 +392,11 @@
       </w:r>
       <w:r>
         <w:br/>
-        <w:t xml:space="preserve">Nicolas </w:t>
-      </w:r>
-      <w:proofErr w:type="spellStart"/>
-      <w:r>
-        <w:t>Nitto</w:t>
-      </w:r>
-      <w:proofErr w:type="spellEnd"/>
-      <w:r>
-        <w:t xml:space="preserve"> &lt;nitt08465@gmail.com&gt;,</w:t>
-      </w:r>
-      <w:r>
-        <w:br/>
-        <w:t xml:space="preserve">Noelia </w:t>
-      </w:r>
-      <w:proofErr w:type="spellStart"/>
-      <w:r>
-        <w:t>Slaven</w:t>
-      </w:r>
-      <w:proofErr w:type="spellEnd"/>
-      <w:r>
-        <w:t xml:space="preserve"> &lt;noeliaslavencm@gmail.com&gt;,</w:t>
+        <w:t>Nicolas Nitto &lt;nitt08465@gmail.com&gt;,</w:t>
+      </w:r>
+      <w:r>
+        <w:br/>
+        <w:t>Noelia Slaven &lt;noeliaslavencm@gmail.com&gt;,</w:t>
       </w:r>
       <w:r>
         <w:br/>
@@ -710,23 +404,7 @@
       </w:r>
       <w:r>
         <w:br/>
-        <w:t>"</w:t>
-      </w:r>
-      <w:proofErr w:type="spellStart"/>
-      <w:r>
-        <w:t>Anchipi</w:t>
-      </w:r>
-      <w:proofErr w:type="spellEnd"/>
-      <w:r>
-        <w:t xml:space="preserve">, </w:t>
-      </w:r>
-      <w:proofErr w:type="spellStart"/>
-      <w:r>
-        <w:t>Gaston</w:t>
-      </w:r>
-      <w:proofErr w:type="spellEnd"/>
-      <w:r>
-        <w:t xml:space="preserve"> Nicolas" &lt;ganchipi@segurosrivadavia.com&gt;,</w:t>
+        <w:t>"Anchipi, Gaston Nicolas" &lt;ganchipi@segurosrivadavia.com&gt;,</w:t>
       </w:r>
       <w:r>
         <w:br/>
@@ -738,15 +416,7 @@
       </w:r>
       <w:r>
         <w:br/>
-        <w:t xml:space="preserve">Lili </w:t>
-      </w:r>
-      <w:proofErr w:type="spellStart"/>
-      <w:r>
-        <w:t>Ferraggi</w:t>
-      </w:r>
-      <w:proofErr w:type="spellEnd"/>
-      <w:r>
-        <w:t xml:space="preserve"> &lt;liferraggi@gmail.com&gt;,</w:t>
+        <w:t>Lili Ferraggi &lt;liferraggi@gmail.com&gt;,</w:t>
       </w:r>
       <w:r>
         <w:br/>
@@ -770,15 +440,7 @@
       </w:r>
       <w:r>
         <w:br/>
-        <w:t xml:space="preserve">Gabriel </w:t>
-      </w:r>
-      <w:proofErr w:type="spellStart"/>
-      <w:r>
-        <w:t>Chehab</w:t>
-      </w:r>
-      <w:proofErr w:type="spellEnd"/>
-      <w:r>
-        <w:t xml:space="preserve"> &lt;ga_chehab@hotmail.com&gt;,</w:t>
+        <w:t>Gabriel Chehab &lt;ga_chehab@hotmail.com&gt;,</w:t>
       </w:r>
       <w:r>
         <w:br/>
@@ -796,7 +458,7 @@
 </file>
 
 <file path=word/styles.xml><?xml version="1.0" encoding="utf-8"?>
-<w:styles xmlns:mc="http://schemas.openxmlformats.org/markup-compatibility/2006" xmlns:r="http://schemas.openxmlformats.org/officeDocument/2006/relationships" xmlns:w="http://schemas.openxmlformats.org/wordprocessingml/2006/main" xmlns:w14="http://schemas.microsoft.com/office/word/2010/wordml" xmlns:w15="http://schemas.microsoft.com/office/word/2012/wordml" xmlns:w16cex="http://schemas.microsoft.com/office/word/2018/wordml/cex" xmlns:w16cid="http://schemas.microsoft.com/office/word/2016/wordml/cid" xmlns:w16="http://schemas.microsoft.com/office/word/2018/wordml" xmlns:w16sdtdh="http://schemas.microsoft.com/office/word/2020/wordml/sdtdatahash" xmlns:w16se="http://schemas.microsoft.com/office/word/2015/wordml/symex" mc:Ignorable="w14 w15 w16se w16cid w16 w16cex w16sdtdh">
+<w:styles xmlns:mc="http://schemas.openxmlformats.org/markup-compatibility/2006" xmlns:r="http://schemas.openxmlformats.org/officeDocument/2006/relationships" xmlns:w="http://schemas.openxmlformats.org/wordprocessingml/2006/main" xmlns:w14="http://schemas.microsoft.com/office/word/2010/wordml" xmlns:w15="http://schemas.microsoft.com/office/word/2012/wordml" xmlns:w16cex="http://schemas.microsoft.com/office/word/2018/wordml/cex" xmlns:w16cid="http://schemas.microsoft.com/office/word/2016/wordml/cid" xmlns:w16="http://schemas.microsoft.com/office/word/2018/wordml" xmlns:w16du="http://schemas.microsoft.com/office/word/2023/wordml/word16du" xmlns:w16sdtdh="http://schemas.microsoft.com/office/word/2020/wordml/sdtdatahash" xmlns:w16sdtfl="http://schemas.microsoft.com/office/word/2024/wordml/sdtformatlock" xmlns:w16se="http://schemas.microsoft.com/office/word/2015/wordml/symex" mc:Ignorable="w14 w15 w16se w16cid w16 w16cex w16sdtdh w16sdtfl w16du">
   <w:docDefaults>
     <w:rPrDefault>
       <w:rPr>

--- a/2026/EL MIRADOR/Lista de mails.docx
+++ b/2026/EL MIRADOR/Lista de mails.docx
@@ -57,6 +57,14 @@
       <w:r>
         <w:br/>
         <w:t>Carlos Rodriguez &lt;camr.argentina@gmail.com&gt;,</w:t>
+      </w:r>
+    </w:p>
+    <w:p>
+      <w:r>
+        <w:t>cecilsavino@gmail.com</w:t>
+      </w:r>
+      <w:r>
+        <w:t>,</w:t>
       </w:r>
     </w:p>
     <w:p>
@@ -178,13 +186,13 @@
       </w:r>
       <w:r>
         <w:br/>
+      </w:r>
+      <w:r>
+        <w:lastRenderedPageBreak/>
         <w:t>Gabriela Sol &lt;gabrielasol8@hotmail.com&gt;,</w:t>
       </w:r>
       <w:r>
         <w:br/>
-      </w:r>
-      <w:r>
-        <w:lastRenderedPageBreak/>
         <w:t>Giselle Schmidt &lt;propiedadesschmidt@gmail.com&gt;,</w:t>
       </w:r>
       <w:r>
@@ -349,6 +357,9 @@
       </w:r>
       <w:r>
         <w:br/>
+      </w:r>
+      <w:r>
+        <w:lastRenderedPageBreak/>
         <w:t>Christian Fernandez | MD y Asociados &lt;Christian.Fernandez@mdyasociados.com.ar&gt;,</w:t>
       </w:r>
       <w:r>
@@ -368,7 +379,6 @@
     </w:p>
     <w:p>
       <w:r>
-        <w:lastRenderedPageBreak/>
         <w:t>cristianfernandez120115@gmail.com</w:t>
       </w:r>
       <w:r>
@@ -1060,7 +1070,6 @@
   <w:style w:type="character" w:default="1" w:styleId="Fuentedeprrafopredeter">
     <w:name w:val="Default Paragraph Font"/>
     <w:uiPriority w:val="1"/>
-    <w:semiHidden/>
     <w:unhideWhenUsed/>
   </w:style>
   <w:style w:type="table" w:default="1" w:styleId="Tablanormal">
